--- a/app/compras/templates_docs/CONFERENCIA_CD_SEM_DISPUTA.docx
+++ b/app/compras/templates_docs/CONFERENCIA_CD_SEM_DISPUTA.docx
@@ -5488,11 +5488,11 @@
         <w:tblLook w:val="04a0" w:noHBand="0" w:noVBand="1" w:firstColumn="1" w:lastRow="0" w:lastColumn="0" w:firstRow="1"/>
       </w:tblPr>
       <w:tblGrid>
-        <w:gridCol w:w="422"/>
-        <w:gridCol w:w="537"/>
+        <w:gridCol w:w="421"/>
+        <w:gridCol w:w="538"/>
         <w:gridCol w:w="5812"/>
-        <w:gridCol w:w="1691"/>
-        <w:gridCol w:w="1852"/>
+        <w:gridCol w:w="1690"/>
+        <w:gridCol w:w="1853"/>
       </w:tblGrid>
       <w:tr>
         <w:trPr>
@@ -5536,7 +5536,7 @@
         </w:tc>
         <w:tc>
           <w:tcPr>
-            <w:tcW w:w="1691" w:type="dxa"/>
+            <w:tcW w:w="1690" w:type="dxa"/>
             <w:tcBorders/>
             <w:vAlign w:val="center"/>
           </w:tcPr>
@@ -5570,7 +5570,7 @@
         </w:tc>
         <w:tc>
           <w:tcPr>
-            <w:tcW w:w="1852" w:type="dxa"/>
+            <w:tcW w:w="1853" w:type="dxa"/>
             <w:tcBorders/>
             <w:vAlign w:val="center"/>
           </w:tcPr>
@@ -5609,7 +5609,7 @@
         </w:trPr>
         <w:tc>
           <w:tcPr>
-            <w:tcW w:w="422" w:type="dxa"/>
+            <w:tcW w:w="421" w:type="dxa"/>
             <w:vMerge w:val="restart"/>
             <w:tcBorders/>
             <w:textDirection w:val="btLr"/>
@@ -5647,7 +5647,7 @@
         </w:tc>
         <w:tc>
           <w:tcPr>
-            <w:tcW w:w="6349" w:type="dxa"/>
+            <w:tcW w:w="6350" w:type="dxa"/>
             <w:gridSpan w:val="2"/>
             <w:tcBorders/>
             <w:vAlign w:val="center"/>
@@ -5724,7 +5724,7 @@
         </w:tc>
         <w:tc>
           <w:tcPr>
-            <w:tcW w:w="1691" w:type="dxa"/>
+            <w:tcW w:w="1690" w:type="dxa"/>
             <w:tcBorders/>
             <w:vAlign w:val="center"/>
           </w:tcPr>
@@ -5758,7 +5758,7 @@
         </w:tc>
         <w:tc>
           <w:tcPr>
-            <w:tcW w:w="1852" w:type="dxa"/>
+            <w:tcW w:w="1853" w:type="dxa"/>
             <w:tcBorders/>
             <w:vAlign w:val="center"/>
           </w:tcPr>
@@ -5797,7 +5797,7 @@
         </w:trPr>
         <w:tc>
           <w:tcPr>
-            <w:tcW w:w="422" w:type="dxa"/>
+            <w:tcW w:w="421" w:type="dxa"/>
             <w:vMerge w:val="continue"/>
             <w:tcBorders/>
           </w:tcPr>
@@ -5829,7 +5829,7 @@
         </w:tc>
         <w:tc>
           <w:tcPr>
-            <w:tcW w:w="6349" w:type="dxa"/>
+            <w:tcW w:w="6350" w:type="dxa"/>
             <w:gridSpan w:val="2"/>
             <w:tcBorders/>
             <w:vAlign w:val="center"/>
@@ -5865,7 +5865,7 @@
         </w:tc>
         <w:tc>
           <w:tcPr>
-            <w:tcW w:w="1691" w:type="dxa"/>
+            <w:tcW w:w="1690" w:type="dxa"/>
             <w:tcBorders/>
           </w:tcPr>
           <w:p>
@@ -5898,7 +5898,7 @@
         </w:tc>
         <w:tc>
           <w:tcPr>
-            <w:tcW w:w="1852" w:type="dxa"/>
+            <w:tcW w:w="1853" w:type="dxa"/>
             <w:tcBorders/>
           </w:tcPr>
           <w:p>
@@ -5936,7 +5936,7 @@
         </w:trPr>
         <w:tc>
           <w:tcPr>
-            <w:tcW w:w="422" w:type="dxa"/>
+            <w:tcW w:w="421" w:type="dxa"/>
             <w:vMerge w:val="continue"/>
             <w:tcBorders/>
           </w:tcPr>
@@ -5968,7 +5968,7 @@
         </w:tc>
         <w:tc>
           <w:tcPr>
-            <w:tcW w:w="6349" w:type="dxa"/>
+            <w:tcW w:w="6350" w:type="dxa"/>
             <w:gridSpan w:val="2"/>
             <w:tcBorders/>
             <w:vAlign w:val="center"/>
@@ -6004,7 +6004,7 @@
         </w:tc>
         <w:tc>
           <w:tcPr>
-            <w:tcW w:w="1691" w:type="dxa"/>
+            <w:tcW w:w="1690" w:type="dxa"/>
             <w:tcBorders/>
           </w:tcPr>
           <w:p>
@@ -6037,7 +6037,7 @@
         </w:tc>
         <w:tc>
           <w:tcPr>
-            <w:tcW w:w="1852" w:type="dxa"/>
+            <w:tcW w:w="1853" w:type="dxa"/>
             <w:tcBorders/>
           </w:tcPr>
           <w:p>
@@ -6075,7 +6075,7 @@
         </w:trPr>
         <w:tc>
           <w:tcPr>
-            <w:tcW w:w="422" w:type="dxa"/>
+            <w:tcW w:w="421" w:type="dxa"/>
             <w:vMerge w:val="continue"/>
             <w:tcBorders/>
           </w:tcPr>
@@ -6107,7 +6107,7 @@
         </w:tc>
         <w:tc>
           <w:tcPr>
-            <w:tcW w:w="6349" w:type="dxa"/>
+            <w:tcW w:w="6350" w:type="dxa"/>
             <w:gridSpan w:val="2"/>
             <w:tcBorders/>
             <w:vAlign w:val="center"/>
@@ -6199,7 +6199,7 @@
         </w:tc>
         <w:tc>
           <w:tcPr>
-            <w:tcW w:w="1691" w:type="dxa"/>
+            <w:tcW w:w="1690" w:type="dxa"/>
             <w:tcBorders/>
           </w:tcPr>
           <w:p>
@@ -6232,7 +6232,7 @@
         </w:tc>
         <w:tc>
           <w:tcPr>
-            <w:tcW w:w="1852" w:type="dxa"/>
+            <w:tcW w:w="1853" w:type="dxa"/>
             <w:tcBorders/>
           </w:tcPr>
           <w:p>
@@ -6270,7 +6270,7 @@
         </w:trPr>
         <w:tc>
           <w:tcPr>
-            <w:tcW w:w="422" w:type="dxa"/>
+            <w:tcW w:w="421" w:type="dxa"/>
             <w:vMerge w:val="continue"/>
             <w:tcBorders/>
           </w:tcPr>
@@ -6302,7 +6302,7 @@
         </w:tc>
         <w:tc>
           <w:tcPr>
-            <w:tcW w:w="6349" w:type="dxa"/>
+            <w:tcW w:w="6350" w:type="dxa"/>
             <w:gridSpan w:val="2"/>
             <w:tcBorders/>
             <w:vAlign w:val="center"/>
@@ -6338,7 +6338,7 @@
         </w:tc>
         <w:tc>
           <w:tcPr>
-            <w:tcW w:w="1691" w:type="dxa"/>
+            <w:tcW w:w="1690" w:type="dxa"/>
             <w:tcBorders/>
           </w:tcPr>
           <w:p>
@@ -6371,7 +6371,7 @@
         </w:tc>
         <w:tc>
           <w:tcPr>
-            <w:tcW w:w="1852" w:type="dxa"/>
+            <w:tcW w:w="1853" w:type="dxa"/>
             <w:tcBorders/>
           </w:tcPr>
           <w:p>
@@ -6409,7 +6409,7 @@
         </w:trPr>
         <w:tc>
           <w:tcPr>
-            <w:tcW w:w="422" w:type="dxa"/>
+            <w:tcW w:w="421" w:type="dxa"/>
             <w:vMerge w:val="continue"/>
             <w:tcBorders/>
           </w:tcPr>
@@ -6441,7 +6441,7 @@
         </w:tc>
         <w:tc>
           <w:tcPr>
-            <w:tcW w:w="6349" w:type="dxa"/>
+            <w:tcW w:w="6350" w:type="dxa"/>
             <w:gridSpan w:val="2"/>
             <w:tcBorders/>
             <w:vAlign w:val="center"/>
@@ -6477,7 +6477,7 @@
         </w:tc>
         <w:tc>
           <w:tcPr>
-            <w:tcW w:w="1691" w:type="dxa"/>
+            <w:tcW w:w="1690" w:type="dxa"/>
             <w:tcBorders/>
           </w:tcPr>
           <w:p>
@@ -6510,7 +6510,7 @@
         </w:tc>
         <w:tc>
           <w:tcPr>
-            <w:tcW w:w="1852" w:type="dxa"/>
+            <w:tcW w:w="1853" w:type="dxa"/>
             <w:tcBorders/>
           </w:tcPr>
           <w:p>
@@ -6548,7 +6548,7 @@
         </w:trPr>
         <w:tc>
           <w:tcPr>
-            <w:tcW w:w="422" w:type="dxa"/>
+            <w:tcW w:w="421" w:type="dxa"/>
             <w:vMerge w:val="continue"/>
             <w:tcBorders/>
           </w:tcPr>
@@ -6580,7 +6580,7 @@
         </w:tc>
         <w:tc>
           <w:tcPr>
-            <w:tcW w:w="6349" w:type="dxa"/>
+            <w:tcW w:w="6350" w:type="dxa"/>
             <w:gridSpan w:val="2"/>
             <w:tcBorders/>
             <w:vAlign w:val="center"/>
@@ -6616,7 +6616,7 @@
         </w:tc>
         <w:tc>
           <w:tcPr>
-            <w:tcW w:w="1691" w:type="dxa"/>
+            <w:tcW w:w="1690" w:type="dxa"/>
             <w:tcBorders/>
           </w:tcPr>
           <w:p>
@@ -6649,7 +6649,7 @@
         </w:tc>
         <w:tc>
           <w:tcPr>
-            <w:tcW w:w="1852" w:type="dxa"/>
+            <w:tcW w:w="1853" w:type="dxa"/>
             <w:tcBorders/>
           </w:tcPr>
           <w:p>
@@ -6687,7 +6687,7 @@
         </w:trPr>
         <w:tc>
           <w:tcPr>
-            <w:tcW w:w="422" w:type="dxa"/>
+            <w:tcW w:w="421" w:type="dxa"/>
             <w:vMerge w:val="restart"/>
             <w:tcBorders/>
             <w:textDirection w:val="btLr"/>
@@ -6724,7 +6724,7 @@
         </w:tc>
         <w:tc>
           <w:tcPr>
-            <w:tcW w:w="537" w:type="dxa"/>
+            <w:tcW w:w="538" w:type="dxa"/>
             <w:vMerge w:val="restart"/>
             <w:tcBorders/>
             <w:textDirection w:val="btLr"/>
@@ -6799,7 +6799,7 @@
         </w:tc>
         <w:tc>
           <w:tcPr>
-            <w:tcW w:w="1691" w:type="dxa"/>
+            <w:tcW w:w="1690" w:type="dxa"/>
             <w:tcBorders/>
           </w:tcPr>
           <w:p>
@@ -6832,7 +6832,7 @@
         </w:tc>
         <w:tc>
           <w:tcPr>
-            <w:tcW w:w="1852" w:type="dxa"/>
+            <w:tcW w:w="1853" w:type="dxa"/>
             <w:tcBorders/>
             <w:shd w:color="auto" w:fill="auto" w:val="clear"/>
           </w:tcPr>
@@ -6871,7 +6871,7 @@
         </w:trPr>
         <w:tc>
           <w:tcPr>
-            <w:tcW w:w="422" w:type="dxa"/>
+            <w:tcW w:w="421" w:type="dxa"/>
             <w:vMerge w:val="continue"/>
             <w:tcBorders/>
           </w:tcPr>
@@ -6903,7 +6903,7 @@
         </w:tc>
         <w:tc>
           <w:tcPr>
-            <w:tcW w:w="537" w:type="dxa"/>
+            <w:tcW w:w="538" w:type="dxa"/>
             <w:vMerge w:val="continue"/>
             <w:tcBorders/>
             <w:textDirection w:val="btLr"/>
@@ -6973,7 +6973,7 @@
         </w:tc>
         <w:tc>
           <w:tcPr>
-            <w:tcW w:w="1691" w:type="dxa"/>
+            <w:tcW w:w="1690" w:type="dxa"/>
             <w:tcBorders/>
           </w:tcPr>
           <w:p>
@@ -7004,7 +7004,7 @@
         </w:tc>
         <w:tc>
           <w:tcPr>
-            <w:tcW w:w="1852" w:type="dxa"/>
+            <w:tcW w:w="1853" w:type="dxa"/>
             <w:tcBorders/>
             <w:shd w:color="auto" w:fill="auto" w:val="clear"/>
           </w:tcPr>
@@ -7041,7 +7041,7 @@
         </w:trPr>
         <w:tc>
           <w:tcPr>
-            <w:tcW w:w="422" w:type="dxa"/>
+            <w:tcW w:w="421" w:type="dxa"/>
             <w:vMerge w:val="continue"/>
             <w:tcBorders/>
           </w:tcPr>
@@ -7073,7 +7073,7 @@
         </w:tc>
         <w:tc>
           <w:tcPr>
-            <w:tcW w:w="537" w:type="dxa"/>
+            <w:tcW w:w="538" w:type="dxa"/>
             <w:vMerge w:val="continue"/>
             <w:tcBorders/>
             <w:textDirection w:val="btLr"/>
@@ -7146,7 +7146,7 @@
         </w:tc>
         <w:tc>
           <w:tcPr>
-            <w:tcW w:w="1691" w:type="dxa"/>
+            <w:tcW w:w="1690" w:type="dxa"/>
             <w:tcBorders/>
           </w:tcPr>
           <w:p>
@@ -7179,7 +7179,7 @@
         </w:tc>
         <w:tc>
           <w:tcPr>
-            <w:tcW w:w="1852" w:type="dxa"/>
+            <w:tcW w:w="1853" w:type="dxa"/>
             <w:tcBorders/>
             <w:shd w:color="auto" w:fill="auto" w:val="clear"/>
           </w:tcPr>
@@ -7218,7 +7218,7 @@
         </w:trPr>
         <w:tc>
           <w:tcPr>
-            <w:tcW w:w="422" w:type="dxa"/>
+            <w:tcW w:w="421" w:type="dxa"/>
             <w:vMerge w:val="continue"/>
             <w:tcBorders/>
           </w:tcPr>
@@ -7250,7 +7250,7 @@
         </w:tc>
         <w:tc>
           <w:tcPr>
-            <w:tcW w:w="537" w:type="dxa"/>
+            <w:tcW w:w="538" w:type="dxa"/>
             <w:vMerge w:val="continue"/>
             <w:tcBorders/>
             <w:textDirection w:val="btLr"/>
@@ -7320,7 +7320,7 @@
         </w:tc>
         <w:tc>
           <w:tcPr>
-            <w:tcW w:w="1691" w:type="dxa"/>
+            <w:tcW w:w="1690" w:type="dxa"/>
             <w:tcBorders/>
           </w:tcPr>
           <w:p>
@@ -7353,7 +7353,7 @@
         </w:tc>
         <w:tc>
           <w:tcPr>
-            <w:tcW w:w="1852" w:type="dxa"/>
+            <w:tcW w:w="1853" w:type="dxa"/>
             <w:tcBorders/>
           </w:tcPr>
           <w:p>
@@ -7391,7 +7391,7 @@
         </w:trPr>
         <w:tc>
           <w:tcPr>
-            <w:tcW w:w="422" w:type="dxa"/>
+            <w:tcW w:w="421" w:type="dxa"/>
             <w:vMerge w:val="continue"/>
             <w:tcBorders/>
           </w:tcPr>
@@ -7423,7 +7423,7 @@
         </w:tc>
         <w:tc>
           <w:tcPr>
-            <w:tcW w:w="537" w:type="dxa"/>
+            <w:tcW w:w="538" w:type="dxa"/>
             <w:vMerge w:val="continue"/>
             <w:tcBorders/>
             <w:textDirection w:val="btLr"/>
@@ -7493,7 +7493,7 @@
         </w:tc>
         <w:tc>
           <w:tcPr>
-            <w:tcW w:w="1691" w:type="dxa"/>
+            <w:tcW w:w="1690" w:type="dxa"/>
             <w:tcBorders/>
           </w:tcPr>
           <w:p>
@@ -7526,7 +7526,7 @@
         </w:tc>
         <w:tc>
           <w:tcPr>
-            <w:tcW w:w="1852" w:type="dxa"/>
+            <w:tcW w:w="1853" w:type="dxa"/>
             <w:tcBorders/>
           </w:tcPr>
           <w:p>
@@ -7564,7 +7564,7 @@
         </w:trPr>
         <w:tc>
           <w:tcPr>
-            <w:tcW w:w="422" w:type="dxa"/>
+            <w:tcW w:w="421" w:type="dxa"/>
             <w:vMerge w:val="continue"/>
             <w:tcBorders/>
           </w:tcPr>
@@ -7596,7 +7596,7 @@
         </w:tc>
         <w:tc>
           <w:tcPr>
-            <w:tcW w:w="537" w:type="dxa"/>
+            <w:tcW w:w="538" w:type="dxa"/>
             <w:vMerge w:val="restart"/>
             <w:tcBorders/>
             <w:textDirection w:val="btLr"/>
@@ -7670,7 +7670,7 @@
         </w:tc>
         <w:tc>
           <w:tcPr>
-            <w:tcW w:w="1691" w:type="dxa"/>
+            <w:tcW w:w="1690" w:type="dxa"/>
             <w:tcBorders/>
           </w:tcPr>
           <w:p>
@@ -7703,7 +7703,7 @@
         </w:tc>
         <w:tc>
           <w:tcPr>
-            <w:tcW w:w="1852" w:type="dxa"/>
+            <w:tcW w:w="1853" w:type="dxa"/>
             <w:tcBorders/>
           </w:tcPr>
           <w:p>
@@ -7741,7 +7741,7 @@
         </w:trPr>
         <w:tc>
           <w:tcPr>
-            <w:tcW w:w="422" w:type="dxa"/>
+            <w:tcW w:w="421" w:type="dxa"/>
             <w:vMerge w:val="continue"/>
             <w:tcBorders/>
           </w:tcPr>
@@ -7773,7 +7773,7 @@
         </w:tc>
         <w:tc>
           <w:tcPr>
-            <w:tcW w:w="537" w:type="dxa"/>
+            <w:tcW w:w="538" w:type="dxa"/>
             <w:vMerge w:val="continue"/>
             <w:tcBorders/>
             <w:vAlign w:val="center"/>
@@ -7841,7 +7841,7 @@
         </w:tc>
         <w:tc>
           <w:tcPr>
-            <w:tcW w:w="1691" w:type="dxa"/>
+            <w:tcW w:w="1690" w:type="dxa"/>
             <w:tcBorders/>
           </w:tcPr>
           <w:p>
@@ -7874,7 +7874,7 @@
         </w:tc>
         <w:tc>
           <w:tcPr>
-            <w:tcW w:w="1852" w:type="dxa"/>
+            <w:tcW w:w="1853" w:type="dxa"/>
             <w:tcBorders/>
           </w:tcPr>
           <w:p>
@@ -7912,7 +7912,7 @@
         </w:trPr>
         <w:tc>
           <w:tcPr>
-            <w:tcW w:w="422" w:type="dxa"/>
+            <w:tcW w:w="421" w:type="dxa"/>
             <w:vMerge w:val="continue"/>
             <w:tcBorders/>
           </w:tcPr>
@@ -7944,7 +7944,7 @@
         </w:tc>
         <w:tc>
           <w:tcPr>
-            <w:tcW w:w="537" w:type="dxa"/>
+            <w:tcW w:w="538" w:type="dxa"/>
             <w:vMerge w:val="continue"/>
             <w:tcBorders/>
             <w:vAlign w:val="center"/>
@@ -8013,7 +8013,7 @@
         </w:tc>
         <w:tc>
           <w:tcPr>
-            <w:tcW w:w="1691" w:type="dxa"/>
+            <w:tcW w:w="1690" w:type="dxa"/>
             <w:tcBorders/>
           </w:tcPr>
           <w:p>
@@ -8048,7 +8048,7 @@
         </w:tc>
         <w:tc>
           <w:tcPr>
-            <w:tcW w:w="1852" w:type="dxa"/>
+            <w:tcW w:w="1853" w:type="dxa"/>
             <w:tcBorders/>
           </w:tcPr>
           <w:p>
@@ -8088,7 +8088,7 @@
         </w:trPr>
         <w:tc>
           <w:tcPr>
-            <w:tcW w:w="422" w:type="dxa"/>
+            <w:tcW w:w="421" w:type="dxa"/>
             <w:vMerge w:val="continue"/>
             <w:tcBorders/>
           </w:tcPr>
@@ -8122,7 +8122,7 @@
         </w:tc>
         <w:tc>
           <w:tcPr>
-            <w:tcW w:w="537" w:type="dxa"/>
+            <w:tcW w:w="538" w:type="dxa"/>
             <w:vMerge w:val="continue"/>
             <w:tcBorders/>
             <w:vAlign w:val="center"/>
@@ -8192,7 +8192,7 @@
         </w:tc>
         <w:tc>
           <w:tcPr>
-            <w:tcW w:w="1691" w:type="dxa"/>
+            <w:tcW w:w="1690" w:type="dxa"/>
             <w:tcBorders/>
           </w:tcPr>
           <w:p>
@@ -8225,7 +8225,7 @@
         </w:tc>
         <w:tc>
           <w:tcPr>
-            <w:tcW w:w="1852" w:type="dxa"/>
+            <w:tcW w:w="1853" w:type="dxa"/>
             <w:tcBorders/>
           </w:tcPr>
           <w:p>
@@ -8263,7 +8263,7 @@
         </w:trPr>
         <w:tc>
           <w:tcPr>
-            <w:tcW w:w="422" w:type="dxa"/>
+            <w:tcW w:w="421" w:type="dxa"/>
             <w:vMerge w:val="continue"/>
             <w:tcBorders/>
           </w:tcPr>
@@ -8295,7 +8295,7 @@
         </w:tc>
         <w:tc>
           <w:tcPr>
-            <w:tcW w:w="537" w:type="dxa"/>
+            <w:tcW w:w="538" w:type="dxa"/>
             <w:vMerge w:val="continue"/>
             <w:tcBorders/>
             <w:vAlign w:val="center"/>
@@ -8363,7 +8363,7 @@
         </w:tc>
         <w:tc>
           <w:tcPr>
-            <w:tcW w:w="1691" w:type="dxa"/>
+            <w:tcW w:w="1690" w:type="dxa"/>
             <w:tcBorders/>
           </w:tcPr>
           <w:p>
@@ -8396,7 +8396,7 @@
         </w:tc>
         <w:tc>
           <w:tcPr>
-            <w:tcW w:w="1852" w:type="dxa"/>
+            <w:tcW w:w="1853" w:type="dxa"/>
             <w:tcBorders/>
           </w:tcPr>
           <w:p>
@@ -8434,7 +8434,7 @@
         </w:trPr>
         <w:tc>
           <w:tcPr>
-            <w:tcW w:w="422" w:type="dxa"/>
+            <w:tcW w:w="421" w:type="dxa"/>
             <w:vMerge w:val="continue"/>
             <w:tcBorders/>
           </w:tcPr>
@@ -8466,7 +8466,7 @@
         </w:tc>
         <w:tc>
           <w:tcPr>
-            <w:tcW w:w="537" w:type="dxa"/>
+            <w:tcW w:w="538" w:type="dxa"/>
             <w:vMerge w:val="continue"/>
             <w:tcBorders/>
             <w:vAlign w:val="center"/>
@@ -8534,7 +8534,7 @@
         </w:tc>
         <w:tc>
           <w:tcPr>
-            <w:tcW w:w="1691" w:type="dxa"/>
+            <w:tcW w:w="1690" w:type="dxa"/>
             <w:tcBorders/>
           </w:tcPr>
           <w:p>
@@ -8567,7 +8567,7 @@
         </w:tc>
         <w:tc>
           <w:tcPr>
-            <w:tcW w:w="1852" w:type="dxa"/>
+            <w:tcW w:w="1853" w:type="dxa"/>
             <w:tcBorders/>
           </w:tcPr>
           <w:p>
@@ -8605,7 +8605,7 @@
         </w:trPr>
         <w:tc>
           <w:tcPr>
-            <w:tcW w:w="422" w:type="dxa"/>
+            <w:tcW w:w="421" w:type="dxa"/>
             <w:vMerge w:val="continue"/>
             <w:tcBorders/>
           </w:tcPr>
@@ -8637,7 +8637,7 @@
         </w:tc>
         <w:tc>
           <w:tcPr>
-            <w:tcW w:w="537" w:type="dxa"/>
+            <w:tcW w:w="538" w:type="dxa"/>
             <w:vMerge w:val="continue"/>
             <w:tcBorders/>
             <w:vAlign w:val="center"/>
@@ -8705,7 +8705,7 @@
         </w:tc>
         <w:tc>
           <w:tcPr>
-            <w:tcW w:w="1691" w:type="dxa"/>
+            <w:tcW w:w="1690" w:type="dxa"/>
             <w:tcBorders/>
             <w:shd w:color="auto" w:fill="auto" w:val="clear"/>
           </w:tcPr>
@@ -8739,7 +8739,7 @@
         </w:tc>
         <w:tc>
           <w:tcPr>
-            <w:tcW w:w="1852" w:type="dxa"/>
+            <w:tcW w:w="1853" w:type="dxa"/>
             <w:tcBorders/>
           </w:tcPr>
           <w:p>
@@ -8777,7 +8777,7 @@
         </w:trPr>
         <w:tc>
           <w:tcPr>
-            <w:tcW w:w="422" w:type="dxa"/>
+            <w:tcW w:w="421" w:type="dxa"/>
             <w:vMerge w:val="continue"/>
             <w:tcBorders/>
           </w:tcPr>
@@ -8809,7 +8809,7 @@
         </w:tc>
         <w:tc>
           <w:tcPr>
-            <w:tcW w:w="537" w:type="dxa"/>
+            <w:tcW w:w="538" w:type="dxa"/>
             <w:vMerge w:val="continue"/>
             <w:tcBorders/>
             <w:vAlign w:val="center"/>
@@ -8877,7 +8877,7 @@
         </w:tc>
         <w:tc>
           <w:tcPr>
-            <w:tcW w:w="1691" w:type="dxa"/>
+            <w:tcW w:w="1690" w:type="dxa"/>
             <w:tcBorders/>
             <w:shd w:color="auto" w:fill="auto" w:val="clear"/>
           </w:tcPr>
@@ -8911,7 +8911,7 @@
         </w:tc>
         <w:tc>
           <w:tcPr>
-            <w:tcW w:w="1852" w:type="dxa"/>
+            <w:tcW w:w="1853" w:type="dxa"/>
             <w:tcBorders/>
           </w:tcPr>
           <w:p>
@@ -8949,7 +8949,7 @@
         </w:trPr>
         <w:tc>
           <w:tcPr>
-            <w:tcW w:w="422" w:type="dxa"/>
+            <w:tcW w:w="421" w:type="dxa"/>
             <w:vMerge w:val="continue"/>
             <w:tcBorders/>
           </w:tcPr>
@@ -8983,7 +8983,7 @@
         </w:tc>
         <w:tc>
           <w:tcPr>
-            <w:tcW w:w="537" w:type="dxa"/>
+            <w:tcW w:w="538" w:type="dxa"/>
             <w:vMerge w:val="continue"/>
             <w:tcBorders/>
             <w:vAlign w:val="center"/>
@@ -9051,7 +9051,7 @@
         </w:tc>
         <w:tc>
           <w:tcPr>
-            <w:tcW w:w="1691" w:type="dxa"/>
+            <w:tcW w:w="1690" w:type="dxa"/>
             <w:tcBorders/>
             <w:shd w:color="auto" w:fill="auto" w:val="clear"/>
           </w:tcPr>
@@ -9085,7 +9085,7 @@
         </w:tc>
         <w:tc>
           <w:tcPr>
-            <w:tcW w:w="1852" w:type="dxa"/>
+            <w:tcW w:w="1853" w:type="dxa"/>
             <w:tcBorders/>
           </w:tcPr>
           <w:p>
@@ -9123,7 +9123,7 @@
         </w:trPr>
         <w:tc>
           <w:tcPr>
-            <w:tcW w:w="422" w:type="dxa"/>
+            <w:tcW w:w="421" w:type="dxa"/>
             <w:vMerge w:val="continue"/>
             <w:tcBorders/>
           </w:tcPr>
@@ -9157,7 +9157,7 @@
         </w:tc>
         <w:tc>
           <w:tcPr>
-            <w:tcW w:w="537" w:type="dxa"/>
+            <w:tcW w:w="538" w:type="dxa"/>
             <w:vMerge w:val="continue"/>
             <w:tcBorders/>
             <w:vAlign w:val="center"/>
@@ -9225,7 +9225,7 @@
         </w:tc>
         <w:tc>
           <w:tcPr>
-            <w:tcW w:w="1691" w:type="dxa"/>
+            <w:tcW w:w="1690" w:type="dxa"/>
             <w:tcBorders/>
             <w:shd w:color="auto" w:fill="auto" w:val="clear"/>
           </w:tcPr>
@@ -9259,7 +9259,7 @@
         </w:tc>
         <w:tc>
           <w:tcPr>
-            <w:tcW w:w="1852" w:type="dxa"/>
+            <w:tcW w:w="1853" w:type="dxa"/>
             <w:tcBorders/>
           </w:tcPr>
           <w:p>
@@ -9297,7 +9297,7 @@
         </w:trPr>
         <w:tc>
           <w:tcPr>
-            <w:tcW w:w="422" w:type="dxa"/>
+            <w:tcW w:w="421" w:type="dxa"/>
             <w:vMerge w:val="continue"/>
             <w:tcBorders/>
           </w:tcPr>
@@ -9331,7 +9331,7 @@
         </w:tc>
         <w:tc>
           <w:tcPr>
-            <w:tcW w:w="537" w:type="dxa"/>
+            <w:tcW w:w="538" w:type="dxa"/>
             <w:vMerge w:val="continue"/>
             <w:tcBorders/>
             <w:vAlign w:val="center"/>
@@ -9399,7 +9399,7 @@
         </w:tc>
         <w:tc>
           <w:tcPr>
-            <w:tcW w:w="1691" w:type="dxa"/>
+            <w:tcW w:w="1690" w:type="dxa"/>
             <w:tcBorders/>
             <w:shd w:color="auto" w:fill="auto" w:val="clear"/>
           </w:tcPr>
@@ -9433,7 +9433,7 @@
         </w:tc>
         <w:tc>
           <w:tcPr>
-            <w:tcW w:w="1852" w:type="dxa"/>
+            <w:tcW w:w="1853" w:type="dxa"/>
             <w:tcBorders/>
           </w:tcPr>
           <w:p>
@@ -9471,7 +9471,7 @@
         </w:trPr>
         <w:tc>
           <w:tcPr>
-            <w:tcW w:w="422" w:type="dxa"/>
+            <w:tcW w:w="421" w:type="dxa"/>
             <w:vMerge w:val="continue"/>
             <w:tcBorders/>
           </w:tcPr>
@@ -9505,7 +9505,7 @@
         </w:tc>
         <w:tc>
           <w:tcPr>
-            <w:tcW w:w="537" w:type="dxa"/>
+            <w:tcW w:w="538" w:type="dxa"/>
             <w:vMerge w:val="continue"/>
             <w:tcBorders/>
             <w:vAlign w:val="center"/>
@@ -9573,7 +9573,7 @@
         </w:tc>
         <w:tc>
           <w:tcPr>
-            <w:tcW w:w="1691" w:type="dxa"/>
+            <w:tcW w:w="1690" w:type="dxa"/>
             <w:tcBorders/>
             <w:shd w:color="auto" w:fill="auto" w:val="clear"/>
           </w:tcPr>
@@ -9607,7 +9607,7 @@
         </w:tc>
         <w:tc>
           <w:tcPr>
-            <w:tcW w:w="1852" w:type="dxa"/>
+            <w:tcW w:w="1853" w:type="dxa"/>
             <w:tcBorders/>
           </w:tcPr>
           <w:p>
@@ -9645,7 +9645,7 @@
         </w:trPr>
         <w:tc>
           <w:tcPr>
-            <w:tcW w:w="422" w:type="dxa"/>
+            <w:tcW w:w="421" w:type="dxa"/>
             <w:vMerge w:val="continue"/>
             <w:tcBorders/>
           </w:tcPr>
@@ -9679,7 +9679,7 @@
         </w:tc>
         <w:tc>
           <w:tcPr>
-            <w:tcW w:w="537" w:type="dxa"/>
+            <w:tcW w:w="538" w:type="dxa"/>
             <w:vMerge w:val="continue"/>
             <w:tcBorders/>
             <w:vAlign w:val="center"/>
@@ -9747,7 +9747,7 @@
         </w:tc>
         <w:tc>
           <w:tcPr>
-            <w:tcW w:w="1691" w:type="dxa"/>
+            <w:tcW w:w="1690" w:type="dxa"/>
             <w:tcBorders/>
             <w:shd w:color="auto" w:fill="auto" w:val="clear"/>
           </w:tcPr>
@@ -9781,7 +9781,7 @@
         </w:tc>
         <w:tc>
           <w:tcPr>
-            <w:tcW w:w="1852" w:type="dxa"/>
+            <w:tcW w:w="1853" w:type="dxa"/>
             <w:tcBorders/>
           </w:tcPr>
           <w:p>
@@ -9819,7 +9819,7 @@
         </w:trPr>
         <w:tc>
           <w:tcPr>
-            <w:tcW w:w="422" w:type="dxa"/>
+            <w:tcW w:w="421" w:type="dxa"/>
             <w:vMerge w:val="continue"/>
             <w:tcBorders/>
           </w:tcPr>
@@ -9853,7 +9853,7 @@
         </w:tc>
         <w:tc>
           <w:tcPr>
-            <w:tcW w:w="537" w:type="dxa"/>
+            <w:tcW w:w="538" w:type="dxa"/>
             <w:vMerge w:val="continue"/>
             <w:tcBorders/>
             <w:vAlign w:val="center"/>
@@ -9921,7 +9921,7 @@
         </w:tc>
         <w:tc>
           <w:tcPr>
-            <w:tcW w:w="1691" w:type="dxa"/>
+            <w:tcW w:w="1690" w:type="dxa"/>
             <w:tcBorders/>
             <w:shd w:color="auto" w:fill="auto" w:val="clear"/>
           </w:tcPr>
@@ -9955,7 +9955,7 @@
         </w:tc>
         <w:tc>
           <w:tcPr>
-            <w:tcW w:w="1852" w:type="dxa"/>
+            <w:tcW w:w="1853" w:type="dxa"/>
             <w:tcBorders/>
           </w:tcPr>
           <w:p>
@@ -9993,7 +9993,7 @@
         </w:trPr>
         <w:tc>
           <w:tcPr>
-            <w:tcW w:w="422" w:type="dxa"/>
+            <w:tcW w:w="421" w:type="dxa"/>
             <w:vMerge w:val="continue"/>
             <w:tcBorders/>
           </w:tcPr>
@@ -10027,7 +10027,7 @@
         </w:tc>
         <w:tc>
           <w:tcPr>
-            <w:tcW w:w="537" w:type="dxa"/>
+            <w:tcW w:w="538" w:type="dxa"/>
             <w:vMerge w:val="continue"/>
             <w:tcBorders/>
             <w:vAlign w:val="center"/>
@@ -10095,7 +10095,7 @@
         </w:tc>
         <w:tc>
           <w:tcPr>
-            <w:tcW w:w="1691" w:type="dxa"/>
+            <w:tcW w:w="1690" w:type="dxa"/>
             <w:tcBorders/>
             <w:shd w:color="auto" w:fill="auto" w:val="clear"/>
           </w:tcPr>
@@ -10129,7 +10129,7 @@
         </w:tc>
         <w:tc>
           <w:tcPr>
-            <w:tcW w:w="1852" w:type="dxa"/>
+            <w:tcW w:w="1853" w:type="dxa"/>
             <w:tcBorders/>
           </w:tcPr>
           <w:p>
@@ -10167,7 +10167,7 @@
         </w:trPr>
         <w:tc>
           <w:tcPr>
-            <w:tcW w:w="422" w:type="dxa"/>
+            <w:tcW w:w="421" w:type="dxa"/>
             <w:vMerge w:val="continue"/>
             <w:tcBorders/>
           </w:tcPr>
@@ -10201,7 +10201,7 @@
         </w:tc>
         <w:tc>
           <w:tcPr>
-            <w:tcW w:w="537" w:type="dxa"/>
+            <w:tcW w:w="538" w:type="dxa"/>
             <w:vMerge w:val="continue"/>
             <w:tcBorders/>
             <w:vAlign w:val="center"/>
@@ -10269,7 +10269,7 @@
         </w:tc>
         <w:tc>
           <w:tcPr>
-            <w:tcW w:w="1691" w:type="dxa"/>
+            <w:tcW w:w="1690" w:type="dxa"/>
             <w:tcBorders/>
             <w:shd w:color="auto" w:fill="auto" w:val="clear"/>
           </w:tcPr>
@@ -10303,7 +10303,7 @@
         </w:tc>
         <w:tc>
           <w:tcPr>
-            <w:tcW w:w="1852" w:type="dxa"/>
+            <w:tcW w:w="1853" w:type="dxa"/>
             <w:tcBorders/>
           </w:tcPr>
           <w:p>
@@ -10341,7 +10341,7 @@
         </w:trPr>
         <w:tc>
           <w:tcPr>
-            <w:tcW w:w="422" w:type="dxa"/>
+            <w:tcW w:w="421" w:type="dxa"/>
             <w:tcBorders/>
             <w:textDirection w:val="btLr"/>
           </w:tcPr>
@@ -10374,7 +10374,7 @@
         </w:tc>
         <w:tc>
           <w:tcPr>
-            <w:tcW w:w="6349" w:type="dxa"/>
+            <w:tcW w:w="6350" w:type="dxa"/>
             <w:gridSpan w:val="2"/>
             <w:tcBorders/>
             <w:vAlign w:val="center"/>
@@ -10410,7 +10410,7 @@
         </w:tc>
         <w:tc>
           <w:tcPr>
-            <w:tcW w:w="1691" w:type="dxa"/>
+            <w:tcW w:w="1690" w:type="dxa"/>
             <w:tcBorders/>
           </w:tcPr>
           <w:p>
@@ -10443,7 +10443,7 @@
         </w:tc>
         <w:tc>
           <w:tcPr>
-            <w:tcW w:w="1852" w:type="dxa"/>
+            <w:tcW w:w="1853" w:type="dxa"/>
             <w:tcBorders/>
           </w:tcPr>
           <w:p>
@@ -10481,7 +10481,7 @@
         </w:trPr>
         <w:tc>
           <w:tcPr>
-            <w:tcW w:w="422" w:type="dxa"/>
+            <w:tcW w:w="421" w:type="dxa"/>
             <w:vMerge w:val="restart"/>
             <w:tcBorders/>
             <w:textDirection w:val="btLr"/>
@@ -10519,7 +10519,7 @@
         </w:tc>
         <w:tc>
           <w:tcPr>
-            <w:tcW w:w="6349" w:type="dxa"/>
+            <w:tcW w:w="6350" w:type="dxa"/>
             <w:gridSpan w:val="2"/>
             <w:tcBorders/>
             <w:vAlign w:val="center"/>
@@ -10555,7 +10555,7 @@
         </w:tc>
         <w:tc>
           <w:tcPr>
-            <w:tcW w:w="1691" w:type="dxa"/>
+            <w:tcW w:w="1690" w:type="dxa"/>
             <w:tcBorders/>
           </w:tcPr>
           <w:p>
@@ -10588,7 +10588,7 @@
         </w:tc>
         <w:tc>
           <w:tcPr>
-            <w:tcW w:w="1852" w:type="dxa"/>
+            <w:tcW w:w="1853" w:type="dxa"/>
             <w:tcBorders/>
           </w:tcPr>
           <w:p>
@@ -10626,7 +10626,7 @@
         </w:trPr>
         <w:tc>
           <w:tcPr>
-            <w:tcW w:w="422" w:type="dxa"/>
+            <w:tcW w:w="421" w:type="dxa"/>
             <w:vMerge w:val="continue"/>
             <w:tcBorders/>
           </w:tcPr>
@@ -10660,7 +10660,7 @@
         </w:tc>
         <w:tc>
           <w:tcPr>
-            <w:tcW w:w="6349" w:type="dxa"/>
+            <w:tcW w:w="6350" w:type="dxa"/>
             <w:gridSpan w:val="2"/>
             <w:tcBorders/>
             <w:vAlign w:val="center"/>
@@ -10696,7 +10696,7 @@
         </w:tc>
         <w:tc>
           <w:tcPr>
-            <w:tcW w:w="1691" w:type="dxa"/>
+            <w:tcW w:w="1690" w:type="dxa"/>
             <w:tcBorders/>
           </w:tcPr>
           <w:p>
@@ -10729,7 +10729,7 @@
         </w:tc>
         <w:tc>
           <w:tcPr>
-            <w:tcW w:w="1852" w:type="dxa"/>
+            <w:tcW w:w="1853" w:type="dxa"/>
             <w:tcBorders/>
           </w:tcPr>
           <w:p>
@@ -10767,7 +10767,7 @@
         </w:trPr>
         <w:tc>
           <w:tcPr>
-            <w:tcW w:w="422" w:type="dxa"/>
+            <w:tcW w:w="421" w:type="dxa"/>
             <w:vMerge w:val="continue"/>
             <w:tcBorders/>
           </w:tcPr>
@@ -10801,7 +10801,7 @@
         </w:tc>
         <w:tc>
           <w:tcPr>
-            <w:tcW w:w="6349" w:type="dxa"/>
+            <w:tcW w:w="6350" w:type="dxa"/>
             <w:gridSpan w:val="2"/>
             <w:tcBorders/>
             <w:vAlign w:val="center"/>
@@ -10837,7 +10837,7 @@
         </w:tc>
         <w:tc>
           <w:tcPr>
-            <w:tcW w:w="1691" w:type="dxa"/>
+            <w:tcW w:w="1690" w:type="dxa"/>
             <w:tcBorders/>
           </w:tcPr>
           <w:p>
@@ -10870,7 +10870,7 @@
         </w:tc>
         <w:tc>
           <w:tcPr>
-            <w:tcW w:w="1852" w:type="dxa"/>
+            <w:tcW w:w="1853" w:type="dxa"/>
             <w:tcBorders/>
           </w:tcPr>
           <w:p>
@@ -10908,7 +10908,7 @@
         </w:trPr>
         <w:tc>
           <w:tcPr>
-            <w:tcW w:w="422" w:type="dxa"/>
+            <w:tcW w:w="421" w:type="dxa"/>
             <w:vMerge w:val="continue"/>
             <w:tcBorders/>
           </w:tcPr>
@@ -10942,7 +10942,7 @@
         </w:tc>
         <w:tc>
           <w:tcPr>
-            <w:tcW w:w="6349" w:type="dxa"/>
+            <w:tcW w:w="6350" w:type="dxa"/>
             <w:gridSpan w:val="2"/>
             <w:tcBorders/>
             <w:vAlign w:val="center"/>
@@ -10978,7 +10978,7 @@
         </w:tc>
         <w:tc>
           <w:tcPr>
-            <w:tcW w:w="1691" w:type="dxa"/>
+            <w:tcW w:w="1690" w:type="dxa"/>
             <w:tcBorders/>
           </w:tcPr>
           <w:p>
@@ -11011,7 +11011,7 @@
         </w:tc>
         <w:tc>
           <w:tcPr>
-            <w:tcW w:w="1852" w:type="dxa"/>
+            <w:tcW w:w="1853" w:type="dxa"/>
             <w:tcBorders/>
           </w:tcPr>
           <w:p>
@@ -11049,7 +11049,7 @@
         </w:trPr>
         <w:tc>
           <w:tcPr>
-            <w:tcW w:w="422" w:type="dxa"/>
+            <w:tcW w:w="421" w:type="dxa"/>
             <w:vMerge w:val="continue"/>
             <w:tcBorders/>
           </w:tcPr>
@@ -11083,7 +11083,7 @@
         </w:tc>
         <w:tc>
           <w:tcPr>
-            <w:tcW w:w="6349" w:type="dxa"/>
+            <w:tcW w:w="6350" w:type="dxa"/>
             <w:gridSpan w:val="2"/>
             <w:tcBorders/>
             <w:vAlign w:val="center"/>
@@ -11119,7 +11119,7 @@
         </w:tc>
         <w:tc>
           <w:tcPr>
-            <w:tcW w:w="1691" w:type="dxa"/>
+            <w:tcW w:w="1690" w:type="dxa"/>
             <w:tcBorders/>
           </w:tcPr>
           <w:p>
@@ -11152,7 +11152,7 @@
         </w:tc>
         <w:tc>
           <w:tcPr>
-            <w:tcW w:w="1852" w:type="dxa"/>
+            <w:tcW w:w="1853" w:type="dxa"/>
             <w:tcBorders/>
           </w:tcPr>
           <w:p>
@@ -11190,7 +11190,7 @@
         </w:trPr>
         <w:tc>
           <w:tcPr>
-            <w:tcW w:w="422" w:type="dxa"/>
+            <w:tcW w:w="421" w:type="dxa"/>
             <w:vMerge w:val="continue"/>
             <w:tcBorders/>
           </w:tcPr>
@@ -11224,7 +11224,7 @@
         </w:tc>
         <w:tc>
           <w:tcPr>
-            <w:tcW w:w="6349" w:type="dxa"/>
+            <w:tcW w:w="6350" w:type="dxa"/>
             <w:gridSpan w:val="2"/>
             <w:tcBorders/>
             <w:vAlign w:val="center"/>
@@ -11261,7 +11261,7 @@
         </w:tc>
         <w:tc>
           <w:tcPr>
-            <w:tcW w:w="1691" w:type="dxa"/>
+            <w:tcW w:w="1690" w:type="dxa"/>
             <w:tcBorders/>
           </w:tcPr>
           <w:p>
@@ -11294,7 +11294,7 @@
         </w:tc>
         <w:tc>
           <w:tcPr>
-            <w:tcW w:w="1852" w:type="dxa"/>
+            <w:tcW w:w="1853" w:type="dxa"/>
             <w:tcBorders/>
           </w:tcPr>
           <w:p>
@@ -11332,7 +11332,7 @@
         </w:trPr>
         <w:tc>
           <w:tcPr>
-            <w:tcW w:w="422" w:type="dxa"/>
+            <w:tcW w:w="421" w:type="dxa"/>
             <w:vMerge w:val="continue"/>
             <w:tcBorders/>
           </w:tcPr>
@@ -11366,7 +11366,7 @@
         </w:tc>
         <w:tc>
           <w:tcPr>
-            <w:tcW w:w="6349" w:type="dxa"/>
+            <w:tcW w:w="6350" w:type="dxa"/>
             <w:gridSpan w:val="2"/>
             <w:tcBorders/>
             <w:vAlign w:val="center"/>
@@ -11403,7 +11403,7 @@
         </w:tc>
         <w:tc>
           <w:tcPr>
-            <w:tcW w:w="1691" w:type="dxa"/>
+            <w:tcW w:w="1690" w:type="dxa"/>
             <w:tcBorders/>
           </w:tcPr>
           <w:p>
@@ -11436,7 +11436,7 @@
         </w:tc>
         <w:tc>
           <w:tcPr>
-            <w:tcW w:w="1852" w:type="dxa"/>
+            <w:tcW w:w="1853" w:type="dxa"/>
             <w:tcBorders/>
           </w:tcPr>
           <w:p>
@@ -11474,7 +11474,7 @@
         </w:trPr>
         <w:tc>
           <w:tcPr>
-            <w:tcW w:w="422" w:type="dxa"/>
+            <w:tcW w:w="421" w:type="dxa"/>
             <w:vMerge w:val="continue"/>
             <w:tcBorders/>
           </w:tcPr>
@@ -11508,7 +11508,7 @@
         </w:tc>
         <w:tc>
           <w:tcPr>
-            <w:tcW w:w="6349" w:type="dxa"/>
+            <w:tcW w:w="6350" w:type="dxa"/>
             <w:gridSpan w:val="2"/>
             <w:tcBorders/>
             <w:vAlign w:val="center"/>
@@ -11545,7 +11545,7 @@
         </w:tc>
         <w:tc>
           <w:tcPr>
-            <w:tcW w:w="1691" w:type="dxa"/>
+            <w:tcW w:w="1690" w:type="dxa"/>
             <w:tcBorders/>
           </w:tcPr>
           <w:p>
@@ -11578,7 +11578,7 @@
         </w:tc>
         <w:tc>
           <w:tcPr>
-            <w:tcW w:w="1852" w:type="dxa"/>
+            <w:tcW w:w="1853" w:type="dxa"/>
             <w:tcBorders/>
           </w:tcPr>
           <w:p>
@@ -11611,28 +11611,6 @@
         </w:tc>
       </w:tr>
     </w:tbl>
-    <w:p>
-      <w:pPr>
-        <w:pStyle w:val="Normal"/>
-        <w:spacing w:lineRule="auto" w:line="240" w:before="0" w:after="0"/>
-        <w:rPr>
-          <w:rFonts w:ascii="CenturyGothic,Bold" w:hAnsi="CenturyGothic,Bold" w:cs="CenturyGothic,Bold"/>
-          <w:b/>
-          <w:bCs/>
-          <w:sz w:val="16"/>
-          <w:szCs w:val="16"/>
-        </w:rPr>
-      </w:pPr>
-      <w:r>
-        <w:rPr>
-          <w:rFonts w:cs="CenturyGothic,Bold" w:ascii="CenturyGothic,Bold" w:hAnsi="CenturyGothic,Bold"/>
-          <w:b/>
-          <w:bCs/>
-          <w:sz w:val="16"/>
-          <w:szCs w:val="16"/>
-        </w:rPr>
-      </w:r>
-    </w:p>
     <w:p>
       <w:pPr>
         <w:pStyle w:val="Normal"/>
@@ -12091,6 +12069,25 @@
               <w:t>{{ modalidade }}</w:t>
             </w:r>
           </w:p>
+          <w:p>
+            <w:pPr>
+              <w:pStyle w:val="Contedodatabela"/>
+              <w:widowControl/>
+              <w:spacing w:lineRule="auto" w:line="331" w:before="0" w:after="0"/>
+              <w:rPr>
+                <w:color w:val="FF0000"/>
+              </w:rPr>
+            </w:pPr>
+            <w:r>
+              <w:rPr>
+                <w:rFonts w:cs="CenturyGothic,Bold" w:ascii="Arial;sans-serif" w:hAnsi="Arial;sans-serif"/>
+                <w:bCs/>
+                <w:color w:val="FF0000"/>
+                <w:szCs w:val="16"/>
+              </w:rPr>
+              <w:t>{{ tipo }}</w:t>
+            </w:r>
+          </w:p>
         </w:tc>
         <w:tc>
           <w:tcPr>
@@ -13427,11 +13424,11 @@
         <w:gridCol w:w="1299"/>
         <w:gridCol w:w="652"/>
         <w:gridCol w:w="666"/>
-        <w:gridCol w:w="1315"/>
-        <w:gridCol w:w="3255"/>
-        <w:gridCol w:w="1955"/>
-        <w:gridCol w:w="558"/>
-        <w:gridCol w:w="259"/>
+        <w:gridCol w:w="1316"/>
+        <w:gridCol w:w="3254"/>
+        <w:gridCol w:w="1957"/>
+        <w:gridCol w:w="557"/>
+        <w:gridCol w:w="258"/>
       </w:tblGrid>
       <w:tr>
         <w:trPr/>
@@ -13591,7 +13588,7 @@
         </w:tc>
         <w:tc>
           <w:tcPr>
-            <w:tcW w:w="1315" w:type="dxa"/>
+            <w:tcW w:w="1316" w:type="dxa"/>
             <w:tcBorders>
               <w:top w:val="single" w:sz="8" w:space="0" w:color="000000"/>
               <w:left w:val="single" w:sz="8" w:space="0" w:color="000000"/>
@@ -13630,7 +13627,7 @@
         </w:tc>
         <w:tc>
           <w:tcPr>
-            <w:tcW w:w="3255" w:type="dxa"/>
+            <w:tcW w:w="3254" w:type="dxa"/>
             <w:tcBorders>
               <w:top w:val="single" w:sz="8" w:space="0" w:color="000000"/>
               <w:left w:val="single" w:sz="8" w:space="0" w:color="000000"/>
@@ -13668,7 +13665,7 @@
         </w:tc>
         <w:tc>
           <w:tcPr>
-            <w:tcW w:w="1955" w:type="dxa"/>
+            <w:tcW w:w="1957" w:type="dxa"/>
             <w:tcBorders>
               <w:top w:val="single" w:sz="8" w:space="0" w:color="000000"/>
               <w:left w:val="single" w:sz="8" w:space="0" w:color="000000"/>
@@ -13706,7 +13703,7 @@
         </w:tc>
         <w:tc>
           <w:tcPr>
-            <w:tcW w:w="558" w:type="dxa"/>
+            <w:tcW w:w="557" w:type="dxa"/>
             <w:tcBorders>
               <w:top w:val="single" w:sz="8" w:space="0" w:color="000000"/>
               <w:left w:val="single" w:sz="8" w:space="0" w:color="000000"/>
@@ -13744,7 +13741,7 @@
         </w:tc>
         <w:tc>
           <w:tcPr>
-            <w:tcW w:w="259" w:type="dxa"/>
+            <w:tcW w:w="258" w:type="dxa"/>
             <w:tcBorders>
               <w:top w:val="single" w:sz="8" w:space="0" w:color="000000"/>
               <w:left w:val="single" w:sz="8" w:space="0" w:color="000000"/>
@@ -13931,7 +13928,7 @@
         </w:tc>
         <w:tc>
           <w:tcPr>
-            <w:tcW w:w="1315" w:type="dxa"/>
+            <w:tcW w:w="1316" w:type="dxa"/>
             <w:tcBorders>
               <w:top w:val="single" w:sz="8" w:space="0" w:color="000000"/>
               <w:left w:val="single" w:sz="8" w:space="0" w:color="000000"/>
@@ -13968,7 +13965,7 @@
         </w:tc>
         <w:tc>
           <w:tcPr>
-            <w:tcW w:w="3255" w:type="dxa"/>
+            <w:tcW w:w="3254" w:type="dxa"/>
             <w:tcBorders>
               <w:top w:val="single" w:sz="8" w:space="0" w:color="000000"/>
               <w:left w:val="single" w:sz="8" w:space="0" w:color="000000"/>
@@ -14015,7 +14012,7 @@
         </w:tc>
         <w:tc>
           <w:tcPr>
-            <w:tcW w:w="1955" w:type="dxa"/>
+            <w:tcW w:w="1957" w:type="dxa"/>
             <w:tcBorders>
               <w:top w:val="single" w:sz="8" w:space="0" w:color="000000"/>
               <w:left w:val="single" w:sz="8" w:space="0" w:color="000000"/>
@@ -14052,7 +14049,7 @@
         </w:tc>
         <w:tc>
           <w:tcPr>
-            <w:tcW w:w="558" w:type="dxa"/>
+            <w:tcW w:w="557" w:type="dxa"/>
             <w:tcBorders>
               <w:top w:val="single" w:sz="8" w:space="0" w:color="000000"/>
               <w:left w:val="single" w:sz="8" w:space="0" w:color="000000"/>
@@ -14074,7 +14071,7 @@
         </w:tc>
         <w:tc>
           <w:tcPr>
-            <w:tcW w:w="259" w:type="dxa"/>
+            <w:tcW w:w="258" w:type="dxa"/>
             <w:tcBorders>
               <w:top w:val="single" w:sz="8" w:space="0" w:color="000000"/>
               <w:left w:val="single" w:sz="8" w:space="0" w:color="000000"/>
@@ -14193,7 +14190,7 @@
   <w:comment w:id="0" w:author="Kleber" w:date="2024-09-04T11:23:00Z" w:initials="K">
     <w:p>
       <w:pPr>
-        <w:overflowPunct w:val="false"/>
+        <w:overflowPunct w:val="true"/>
         <w:spacing w:lineRule="auto" w:line="240" w:before="0" w:after="0"/>
         <w:rPr/>
       </w:pPr>
@@ -14211,7 +14208,7 @@
   <w:comment w:id="2" w:author="Kleber" w:date="2024-08-22T10:22:00Z" w:initials="K">
     <w:p>
       <w:pPr>
-        <w:overflowPunct w:val="false"/>
+        <w:overflowPunct w:val="true"/>
         <w:spacing w:lineRule="auto" w:line="240" w:before="0" w:after="0"/>
         <w:rPr/>
       </w:pPr>
@@ -14229,7 +14226,7 @@
   <w:comment w:id="1" w:author="Kleber" w:date="2025-06-18T11:05:00Z" w:initials="K">
     <w:p>
       <w:pPr>
-        <w:overflowPunct w:val="false"/>
+        <w:overflowPunct w:val="true"/>
         <w:spacing w:lineRule="auto" w:line="240" w:before="0" w:after="0"/>
         <w:rPr/>
       </w:pPr>

--- a/app/compras/templates_docs/CONFERENCIA_CD_SEM_DISPUTA.docx
+++ b/app/compras/templates_docs/CONFERENCIA_CD_SEM_DISPUTA.docx
@@ -8439,7 +8439,6 @@
               <w:spacing w:after="0" w:line="288" w:lineRule="auto"/>
               <w:jc w:val="center"/>
             </w:pPr>
-            <w:proofErr w:type="gramStart"/>
             <w:r>
               <w:rPr>
                 <w:rFonts w:ascii="Arial;sans-serif" w:hAnsi="Arial;sans-serif" w:cs="CenturyGothic,Bold"/>
@@ -8455,16 +8454,7 @@
                 <w:bCs/>
                 <w:szCs w:val="16"/>
               </w:rPr>
-              <w:t>nome</w:t>
-            </w:r>
-            <w:proofErr w:type="gramEnd"/>
-            <w:r>
-              <w:rPr>
-                <w:rFonts w:ascii="Arial;sans-serif" w:hAnsi="Arial;sans-serif" w:cs="CenturyGothic,Bold"/>
-                <w:bCs/>
-                <w:szCs w:val="16"/>
-              </w:rPr>
-              <w:t>_agente_contratacao</w:t>
+              <w:t>nome_agente_contratacao</w:t>
             </w:r>
             <w:proofErr w:type="spellEnd"/>
             <w:r>
@@ -8496,23 +8486,13 @@
               <w:widowControl/>
               <w:spacing w:after="0" w:line="331" w:lineRule="auto"/>
             </w:pPr>
-            <w:proofErr w:type="gramStart"/>
             <w:r>
               <w:rPr>
                 <w:rFonts w:ascii="Arial;sans-serif" w:hAnsi="Arial;sans-serif" w:cs="CenturyGothic,Bold"/>
                 <w:bCs/>
                 <w:szCs w:val="16"/>
               </w:rPr>
-              <w:t>{{ modalidade</w:t>
-            </w:r>
-            <w:proofErr w:type="gramEnd"/>
-            <w:r>
-              <w:rPr>
-                <w:rFonts w:ascii="Arial;sans-serif" w:hAnsi="Arial;sans-serif" w:cs="CenturyGothic,Bold"/>
-                <w:bCs/>
-                <w:szCs w:val="16"/>
-              </w:rPr>
-              <w:t xml:space="preserve"> }}</w:t>
+              <w:t>{{ modalidade }}</w:t>
             </w:r>
           </w:p>
           <w:p>
@@ -8521,23 +8501,13 @@
               <w:widowControl/>
               <w:spacing w:after="0" w:line="331" w:lineRule="auto"/>
             </w:pPr>
-            <w:proofErr w:type="gramStart"/>
             <w:r>
               <w:rPr>
                 <w:rFonts w:ascii="Arial;sans-serif" w:hAnsi="Arial;sans-serif" w:cs="CenturyGothic,Bold"/>
                 <w:bCs/>
                 <w:szCs w:val="16"/>
               </w:rPr>
-              <w:t>{{ tipo</w:t>
-            </w:r>
-            <w:proofErr w:type="gramEnd"/>
-            <w:r>
-              <w:rPr>
-                <w:rFonts w:ascii="Arial;sans-serif" w:hAnsi="Arial;sans-serif" w:cs="CenturyGothic,Bold"/>
-                <w:bCs/>
-                <w:szCs w:val="16"/>
-              </w:rPr>
-              <w:t xml:space="preserve"> }}</w:t>
+              <w:t>{{ tipo }}</w:t>
             </w:r>
           </w:p>
         </w:tc>
@@ -8594,21 +8564,12 @@
               <w:widowControl/>
               <w:spacing w:after="0" w:line="331" w:lineRule="auto"/>
             </w:pPr>
-            <w:proofErr w:type="gramStart"/>
             <w:r>
               <w:rPr>
                 <w:rFonts w:ascii="Arial;sans-serif" w:hAnsi="Arial;sans-serif" w:cs="CenturyGothic,Bold"/>
                 <w:bCs/>
               </w:rPr>
-              <w:t>{{ objeto</w:t>
-            </w:r>
-            <w:proofErr w:type="gramEnd"/>
-            <w:r>
-              <w:rPr>
-                <w:rFonts w:ascii="Arial;sans-serif" w:hAnsi="Arial;sans-serif" w:cs="CenturyGothic,Bold"/>
-                <w:bCs/>
-              </w:rPr>
-              <w:t xml:space="preserve"> }}</w:t>
+              <w:t>{{ objeto }}</w:t>
             </w:r>
           </w:p>
         </w:tc>
@@ -8646,7 +8607,6 @@
               <w:widowControl/>
               <w:spacing w:after="0" w:line="288" w:lineRule="auto"/>
             </w:pPr>
-            <w:proofErr w:type="gramStart"/>
             <w:r>
               <w:rPr>
                 <w:rFonts w:ascii="Arial;sans-serif" w:hAnsi="Arial;sans-serif" w:cs="CenturyGothic,Bold"/>
@@ -8664,17 +8624,7 @@
                 <w:sz w:val="20"/>
                 <w:szCs w:val="16"/>
               </w:rPr>
-              <w:t>valor</w:t>
-            </w:r>
-            <w:proofErr w:type="gramEnd"/>
-            <w:r>
-              <w:rPr>
-                <w:rFonts w:ascii="Arial;sans-serif" w:hAnsi="Arial;sans-serif" w:cs="CenturyGothic,Bold"/>
-                <w:bCs/>
-                <w:sz w:val="20"/>
-                <w:szCs w:val="16"/>
-              </w:rPr>
-              <w:t>_total_previsto</w:t>
+              <w:t>valor_total_previsto</w:t>
             </w:r>
             <w:proofErr w:type="spellEnd"/>
             <w:r>
@@ -9379,7 +9329,29 @@
                 <w:sz w:val="16"/>
                 <w:szCs w:val="16"/>
               </w:rPr>
-              <w:t>Centro de despesa</w:t>
+              <w:t xml:space="preserve">Centro </w:t>
+            </w:r>
+            <w:r>
+              <w:rPr>
+                <w:rFonts w:cs="CenturyGothic,Bold"/>
+                <w:b/>
+                <w:bCs/>
+                <w:color w:val="000000"/>
+                <w:sz w:val="16"/>
+                <w:szCs w:val="16"/>
+              </w:rPr>
+              <w:t>Gerencial</w:t>
+            </w:r>
+            <w:r>
+              <w:rPr>
+                <w:rFonts w:cs="CenturyGothic,Bold"/>
+                <w:b/>
+                <w:bCs/>
+                <w:color w:val="000000"/>
+                <w:sz w:val="16"/>
+                <w:szCs w:val="16"/>
+              </w:rPr>
+              <w:t xml:space="preserve"> </w:t>
             </w:r>
             <w:r>
               <w:rPr>
@@ -9810,7 +9782,16 @@
                 <w:sz w:val="16"/>
                 <w:szCs w:val="16"/>
               </w:rPr>
-              <w:t>.centro_despesa</w:t>
+              <w:t>.centro_</w:t>
+            </w:r>
+            <w:r>
+              <w:rPr>
+                <w:rFonts w:cs="CenturyGothic,Bold"/>
+                <w:bCs/>
+                <w:sz w:val="16"/>
+                <w:szCs w:val="16"/>
+              </w:rPr>
+              <w:t>gerencial</w:t>
             </w:r>
             <w:proofErr w:type="spellEnd"/>
             <w:r>

--- a/app/compras/templates_docs/CONFERENCIA_CD_SEM_DISPUTA.docx
+++ b/app/compras/templates_docs/CONFERENCIA_CD_SEM_DISPUTA.docx
@@ -5488,11 +5488,11 @@
         <w:tblLook w:val="04a0" w:noHBand="0" w:noVBand="1" w:firstColumn="1" w:lastRow="0" w:lastColumn="0" w:firstRow="1"/>
       </w:tblPr>
       <w:tblGrid>
-        <w:gridCol w:w="419"/>
-        <w:gridCol w:w="540"/>
+        <w:gridCol w:w="418"/>
+        <w:gridCol w:w="541"/>
         <w:gridCol w:w="5812"/>
-        <w:gridCol w:w="1688"/>
-        <w:gridCol w:w="1855"/>
+        <w:gridCol w:w="1687"/>
+        <w:gridCol w:w="1856"/>
       </w:tblGrid>
       <w:tr>
         <w:trPr>
@@ -5536,7 +5536,7 @@
         </w:tc>
         <w:tc>
           <w:tcPr>
-            <w:tcW w:w="1688" w:type="dxa"/>
+            <w:tcW w:w="1687" w:type="dxa"/>
             <w:tcBorders/>
             <w:vAlign w:val="center"/>
           </w:tcPr>
@@ -5570,7 +5570,7 @@
         </w:tc>
         <w:tc>
           <w:tcPr>
-            <w:tcW w:w="1855" w:type="dxa"/>
+            <w:tcW w:w="1856" w:type="dxa"/>
             <w:tcBorders/>
             <w:vAlign w:val="center"/>
           </w:tcPr>
@@ -5609,7 +5609,7 @@
         </w:trPr>
         <w:tc>
           <w:tcPr>
-            <w:tcW w:w="419" w:type="dxa"/>
+            <w:tcW w:w="418" w:type="dxa"/>
             <w:vMerge w:val="restart"/>
             <w:tcBorders/>
             <w:textDirection w:val="btLr"/>
@@ -5647,7 +5647,7 @@
         </w:tc>
         <w:tc>
           <w:tcPr>
-            <w:tcW w:w="6352" w:type="dxa"/>
+            <w:tcW w:w="6353" w:type="dxa"/>
             <w:gridSpan w:val="2"/>
             <w:tcBorders/>
             <w:vAlign w:val="center"/>
@@ -5724,7 +5724,7 @@
         </w:tc>
         <w:tc>
           <w:tcPr>
-            <w:tcW w:w="1688" w:type="dxa"/>
+            <w:tcW w:w="1687" w:type="dxa"/>
             <w:tcBorders/>
             <w:vAlign w:val="center"/>
           </w:tcPr>
@@ -5758,7 +5758,7 @@
         </w:tc>
         <w:tc>
           <w:tcPr>
-            <w:tcW w:w="1855" w:type="dxa"/>
+            <w:tcW w:w="1856" w:type="dxa"/>
             <w:tcBorders/>
             <w:vAlign w:val="center"/>
           </w:tcPr>
@@ -5797,7 +5797,7 @@
         </w:trPr>
         <w:tc>
           <w:tcPr>
-            <w:tcW w:w="419" w:type="dxa"/>
+            <w:tcW w:w="418" w:type="dxa"/>
             <w:vMerge w:val="continue"/>
             <w:tcBorders/>
           </w:tcPr>
@@ -5829,7 +5829,7 @@
         </w:tc>
         <w:tc>
           <w:tcPr>
-            <w:tcW w:w="6352" w:type="dxa"/>
+            <w:tcW w:w="6353" w:type="dxa"/>
             <w:gridSpan w:val="2"/>
             <w:tcBorders/>
             <w:vAlign w:val="center"/>
@@ -5865,7 +5865,7 @@
         </w:tc>
         <w:tc>
           <w:tcPr>
-            <w:tcW w:w="1688" w:type="dxa"/>
+            <w:tcW w:w="1687" w:type="dxa"/>
             <w:tcBorders/>
           </w:tcPr>
           <w:p>
@@ -5898,7 +5898,7 @@
         </w:tc>
         <w:tc>
           <w:tcPr>
-            <w:tcW w:w="1855" w:type="dxa"/>
+            <w:tcW w:w="1856" w:type="dxa"/>
             <w:tcBorders/>
           </w:tcPr>
           <w:p>
@@ -5936,7 +5936,7 @@
         </w:trPr>
         <w:tc>
           <w:tcPr>
-            <w:tcW w:w="419" w:type="dxa"/>
+            <w:tcW w:w="418" w:type="dxa"/>
             <w:vMerge w:val="continue"/>
             <w:tcBorders/>
           </w:tcPr>
@@ -5968,7 +5968,7 @@
         </w:tc>
         <w:tc>
           <w:tcPr>
-            <w:tcW w:w="6352" w:type="dxa"/>
+            <w:tcW w:w="6353" w:type="dxa"/>
             <w:gridSpan w:val="2"/>
             <w:tcBorders/>
             <w:vAlign w:val="center"/>
@@ -6004,7 +6004,7 @@
         </w:tc>
         <w:tc>
           <w:tcPr>
-            <w:tcW w:w="1688" w:type="dxa"/>
+            <w:tcW w:w="1687" w:type="dxa"/>
             <w:tcBorders/>
           </w:tcPr>
           <w:p>
@@ -6037,7 +6037,7 @@
         </w:tc>
         <w:tc>
           <w:tcPr>
-            <w:tcW w:w="1855" w:type="dxa"/>
+            <w:tcW w:w="1856" w:type="dxa"/>
             <w:tcBorders/>
           </w:tcPr>
           <w:p>
@@ -6075,7 +6075,7 @@
         </w:trPr>
         <w:tc>
           <w:tcPr>
-            <w:tcW w:w="419" w:type="dxa"/>
+            <w:tcW w:w="418" w:type="dxa"/>
             <w:vMerge w:val="continue"/>
             <w:tcBorders/>
           </w:tcPr>
@@ -6107,7 +6107,7 @@
         </w:tc>
         <w:tc>
           <w:tcPr>
-            <w:tcW w:w="6352" w:type="dxa"/>
+            <w:tcW w:w="6353" w:type="dxa"/>
             <w:gridSpan w:val="2"/>
             <w:tcBorders/>
             <w:vAlign w:val="center"/>
@@ -6199,7 +6199,7 @@
         </w:tc>
         <w:tc>
           <w:tcPr>
-            <w:tcW w:w="1688" w:type="dxa"/>
+            <w:tcW w:w="1687" w:type="dxa"/>
             <w:tcBorders/>
           </w:tcPr>
           <w:p>
@@ -6232,7 +6232,7 @@
         </w:tc>
         <w:tc>
           <w:tcPr>
-            <w:tcW w:w="1855" w:type="dxa"/>
+            <w:tcW w:w="1856" w:type="dxa"/>
             <w:tcBorders/>
           </w:tcPr>
           <w:p>
@@ -6270,7 +6270,7 @@
         </w:trPr>
         <w:tc>
           <w:tcPr>
-            <w:tcW w:w="419" w:type="dxa"/>
+            <w:tcW w:w="418" w:type="dxa"/>
             <w:vMerge w:val="continue"/>
             <w:tcBorders/>
           </w:tcPr>
@@ -6302,7 +6302,7 @@
         </w:tc>
         <w:tc>
           <w:tcPr>
-            <w:tcW w:w="6352" w:type="dxa"/>
+            <w:tcW w:w="6353" w:type="dxa"/>
             <w:gridSpan w:val="2"/>
             <w:tcBorders/>
             <w:vAlign w:val="center"/>
@@ -6338,7 +6338,7 @@
         </w:tc>
         <w:tc>
           <w:tcPr>
-            <w:tcW w:w="1688" w:type="dxa"/>
+            <w:tcW w:w="1687" w:type="dxa"/>
             <w:tcBorders/>
           </w:tcPr>
           <w:p>
@@ -6371,7 +6371,7 @@
         </w:tc>
         <w:tc>
           <w:tcPr>
-            <w:tcW w:w="1855" w:type="dxa"/>
+            <w:tcW w:w="1856" w:type="dxa"/>
             <w:tcBorders/>
           </w:tcPr>
           <w:p>
@@ -6409,7 +6409,7 @@
         </w:trPr>
         <w:tc>
           <w:tcPr>
-            <w:tcW w:w="419" w:type="dxa"/>
+            <w:tcW w:w="418" w:type="dxa"/>
             <w:vMerge w:val="continue"/>
             <w:tcBorders/>
           </w:tcPr>
@@ -6441,7 +6441,7 @@
         </w:tc>
         <w:tc>
           <w:tcPr>
-            <w:tcW w:w="6352" w:type="dxa"/>
+            <w:tcW w:w="6353" w:type="dxa"/>
             <w:gridSpan w:val="2"/>
             <w:tcBorders/>
             <w:vAlign w:val="center"/>
@@ -6477,7 +6477,7 @@
         </w:tc>
         <w:tc>
           <w:tcPr>
-            <w:tcW w:w="1688" w:type="dxa"/>
+            <w:tcW w:w="1687" w:type="dxa"/>
             <w:tcBorders/>
           </w:tcPr>
           <w:p>
@@ -6510,7 +6510,7 @@
         </w:tc>
         <w:tc>
           <w:tcPr>
-            <w:tcW w:w="1855" w:type="dxa"/>
+            <w:tcW w:w="1856" w:type="dxa"/>
             <w:tcBorders/>
           </w:tcPr>
           <w:p>
@@ -6548,7 +6548,7 @@
         </w:trPr>
         <w:tc>
           <w:tcPr>
-            <w:tcW w:w="419" w:type="dxa"/>
+            <w:tcW w:w="418" w:type="dxa"/>
             <w:vMerge w:val="continue"/>
             <w:tcBorders/>
           </w:tcPr>
@@ -6580,7 +6580,7 @@
         </w:tc>
         <w:tc>
           <w:tcPr>
-            <w:tcW w:w="6352" w:type="dxa"/>
+            <w:tcW w:w="6353" w:type="dxa"/>
             <w:gridSpan w:val="2"/>
             <w:tcBorders/>
             <w:vAlign w:val="center"/>
@@ -6616,7 +6616,7 @@
         </w:tc>
         <w:tc>
           <w:tcPr>
-            <w:tcW w:w="1688" w:type="dxa"/>
+            <w:tcW w:w="1687" w:type="dxa"/>
             <w:tcBorders/>
           </w:tcPr>
           <w:p>
@@ -6649,7 +6649,7 @@
         </w:tc>
         <w:tc>
           <w:tcPr>
-            <w:tcW w:w="1855" w:type="dxa"/>
+            <w:tcW w:w="1856" w:type="dxa"/>
             <w:tcBorders/>
           </w:tcPr>
           <w:p>
@@ -6687,7 +6687,7 @@
         </w:trPr>
         <w:tc>
           <w:tcPr>
-            <w:tcW w:w="419" w:type="dxa"/>
+            <w:tcW w:w="418" w:type="dxa"/>
             <w:vMerge w:val="restart"/>
             <w:tcBorders/>
             <w:textDirection w:val="btLr"/>
@@ -6724,7 +6724,7 @@
         </w:tc>
         <w:tc>
           <w:tcPr>
-            <w:tcW w:w="540" w:type="dxa"/>
+            <w:tcW w:w="541" w:type="dxa"/>
             <w:vMerge w:val="restart"/>
             <w:tcBorders/>
             <w:textDirection w:val="btLr"/>
@@ -6799,7 +6799,7 @@
         </w:tc>
         <w:tc>
           <w:tcPr>
-            <w:tcW w:w="1688" w:type="dxa"/>
+            <w:tcW w:w="1687" w:type="dxa"/>
             <w:tcBorders/>
           </w:tcPr>
           <w:p>
@@ -6832,7 +6832,7 @@
         </w:tc>
         <w:tc>
           <w:tcPr>
-            <w:tcW w:w="1855" w:type="dxa"/>
+            <w:tcW w:w="1856" w:type="dxa"/>
             <w:tcBorders/>
             <w:shd w:color="auto" w:fill="auto" w:val="clear"/>
           </w:tcPr>
@@ -6871,7 +6871,7 @@
         </w:trPr>
         <w:tc>
           <w:tcPr>
-            <w:tcW w:w="419" w:type="dxa"/>
+            <w:tcW w:w="418" w:type="dxa"/>
             <w:vMerge w:val="continue"/>
             <w:tcBorders/>
           </w:tcPr>
@@ -6903,7 +6903,7 @@
         </w:tc>
         <w:tc>
           <w:tcPr>
-            <w:tcW w:w="540" w:type="dxa"/>
+            <w:tcW w:w="541" w:type="dxa"/>
             <w:vMerge w:val="continue"/>
             <w:tcBorders/>
             <w:textDirection w:val="btLr"/>
@@ -6973,7 +6973,7 @@
         </w:tc>
         <w:tc>
           <w:tcPr>
-            <w:tcW w:w="1688" w:type="dxa"/>
+            <w:tcW w:w="1687" w:type="dxa"/>
             <w:tcBorders/>
           </w:tcPr>
           <w:p>
@@ -7004,7 +7004,7 @@
         </w:tc>
         <w:tc>
           <w:tcPr>
-            <w:tcW w:w="1855" w:type="dxa"/>
+            <w:tcW w:w="1856" w:type="dxa"/>
             <w:tcBorders/>
             <w:shd w:color="auto" w:fill="auto" w:val="clear"/>
           </w:tcPr>
@@ -7041,7 +7041,7 @@
         </w:trPr>
         <w:tc>
           <w:tcPr>
-            <w:tcW w:w="419" w:type="dxa"/>
+            <w:tcW w:w="418" w:type="dxa"/>
             <w:vMerge w:val="continue"/>
             <w:tcBorders/>
           </w:tcPr>
@@ -7073,7 +7073,7 @@
         </w:tc>
         <w:tc>
           <w:tcPr>
-            <w:tcW w:w="540" w:type="dxa"/>
+            <w:tcW w:w="541" w:type="dxa"/>
             <w:vMerge w:val="continue"/>
             <w:tcBorders/>
             <w:textDirection w:val="btLr"/>
@@ -7146,7 +7146,7 @@
         </w:tc>
         <w:tc>
           <w:tcPr>
-            <w:tcW w:w="1688" w:type="dxa"/>
+            <w:tcW w:w="1687" w:type="dxa"/>
             <w:tcBorders/>
           </w:tcPr>
           <w:p>
@@ -7179,7 +7179,7 @@
         </w:tc>
         <w:tc>
           <w:tcPr>
-            <w:tcW w:w="1855" w:type="dxa"/>
+            <w:tcW w:w="1856" w:type="dxa"/>
             <w:tcBorders/>
             <w:shd w:color="auto" w:fill="auto" w:val="clear"/>
           </w:tcPr>
@@ -7218,7 +7218,7 @@
         </w:trPr>
         <w:tc>
           <w:tcPr>
-            <w:tcW w:w="419" w:type="dxa"/>
+            <w:tcW w:w="418" w:type="dxa"/>
             <w:vMerge w:val="continue"/>
             <w:tcBorders/>
           </w:tcPr>
@@ -7250,7 +7250,7 @@
         </w:tc>
         <w:tc>
           <w:tcPr>
-            <w:tcW w:w="540" w:type="dxa"/>
+            <w:tcW w:w="541" w:type="dxa"/>
             <w:vMerge w:val="continue"/>
             <w:tcBorders/>
             <w:textDirection w:val="btLr"/>
@@ -7320,7 +7320,7 @@
         </w:tc>
         <w:tc>
           <w:tcPr>
-            <w:tcW w:w="1688" w:type="dxa"/>
+            <w:tcW w:w="1687" w:type="dxa"/>
             <w:tcBorders/>
           </w:tcPr>
           <w:p>
@@ -7353,7 +7353,7 @@
         </w:tc>
         <w:tc>
           <w:tcPr>
-            <w:tcW w:w="1855" w:type="dxa"/>
+            <w:tcW w:w="1856" w:type="dxa"/>
             <w:tcBorders/>
           </w:tcPr>
           <w:p>
@@ -7391,7 +7391,7 @@
         </w:trPr>
         <w:tc>
           <w:tcPr>
-            <w:tcW w:w="419" w:type="dxa"/>
+            <w:tcW w:w="418" w:type="dxa"/>
             <w:vMerge w:val="continue"/>
             <w:tcBorders/>
           </w:tcPr>
@@ -7423,7 +7423,7 @@
         </w:tc>
         <w:tc>
           <w:tcPr>
-            <w:tcW w:w="540" w:type="dxa"/>
+            <w:tcW w:w="541" w:type="dxa"/>
             <w:vMerge w:val="continue"/>
             <w:tcBorders/>
             <w:textDirection w:val="btLr"/>
@@ -7493,7 +7493,7 @@
         </w:tc>
         <w:tc>
           <w:tcPr>
-            <w:tcW w:w="1688" w:type="dxa"/>
+            <w:tcW w:w="1687" w:type="dxa"/>
             <w:tcBorders/>
           </w:tcPr>
           <w:p>
@@ -7526,7 +7526,7 @@
         </w:tc>
         <w:tc>
           <w:tcPr>
-            <w:tcW w:w="1855" w:type="dxa"/>
+            <w:tcW w:w="1856" w:type="dxa"/>
             <w:tcBorders/>
           </w:tcPr>
           <w:p>
@@ -7564,7 +7564,7 @@
         </w:trPr>
         <w:tc>
           <w:tcPr>
-            <w:tcW w:w="419" w:type="dxa"/>
+            <w:tcW w:w="418" w:type="dxa"/>
             <w:vMerge w:val="continue"/>
             <w:tcBorders/>
           </w:tcPr>
@@ -7596,7 +7596,7 @@
         </w:tc>
         <w:tc>
           <w:tcPr>
-            <w:tcW w:w="540" w:type="dxa"/>
+            <w:tcW w:w="541" w:type="dxa"/>
             <w:vMerge w:val="restart"/>
             <w:tcBorders/>
             <w:textDirection w:val="btLr"/>
@@ -7670,7 +7670,7 @@
         </w:tc>
         <w:tc>
           <w:tcPr>
-            <w:tcW w:w="1688" w:type="dxa"/>
+            <w:tcW w:w="1687" w:type="dxa"/>
             <w:tcBorders/>
           </w:tcPr>
           <w:p>
@@ -7703,7 +7703,7 @@
         </w:tc>
         <w:tc>
           <w:tcPr>
-            <w:tcW w:w="1855" w:type="dxa"/>
+            <w:tcW w:w="1856" w:type="dxa"/>
             <w:tcBorders/>
           </w:tcPr>
           <w:p>
@@ -7741,7 +7741,7 @@
         </w:trPr>
         <w:tc>
           <w:tcPr>
-            <w:tcW w:w="419" w:type="dxa"/>
+            <w:tcW w:w="418" w:type="dxa"/>
             <w:vMerge w:val="continue"/>
             <w:tcBorders/>
           </w:tcPr>
@@ -7773,7 +7773,7 @@
         </w:tc>
         <w:tc>
           <w:tcPr>
-            <w:tcW w:w="540" w:type="dxa"/>
+            <w:tcW w:w="541" w:type="dxa"/>
             <w:vMerge w:val="continue"/>
             <w:tcBorders/>
             <w:vAlign w:val="center"/>
@@ -7841,7 +7841,7 @@
         </w:tc>
         <w:tc>
           <w:tcPr>
-            <w:tcW w:w="1688" w:type="dxa"/>
+            <w:tcW w:w="1687" w:type="dxa"/>
             <w:tcBorders/>
           </w:tcPr>
           <w:p>
@@ -7874,7 +7874,7 @@
         </w:tc>
         <w:tc>
           <w:tcPr>
-            <w:tcW w:w="1855" w:type="dxa"/>
+            <w:tcW w:w="1856" w:type="dxa"/>
             <w:tcBorders/>
           </w:tcPr>
           <w:p>
@@ -7912,7 +7912,7 @@
         </w:trPr>
         <w:tc>
           <w:tcPr>
-            <w:tcW w:w="419" w:type="dxa"/>
+            <w:tcW w:w="418" w:type="dxa"/>
             <w:vMerge w:val="continue"/>
             <w:tcBorders/>
           </w:tcPr>
@@ -7944,7 +7944,7 @@
         </w:tc>
         <w:tc>
           <w:tcPr>
-            <w:tcW w:w="540" w:type="dxa"/>
+            <w:tcW w:w="541" w:type="dxa"/>
             <w:vMerge w:val="continue"/>
             <w:tcBorders/>
             <w:vAlign w:val="center"/>
@@ -8013,7 +8013,7 @@
         </w:tc>
         <w:tc>
           <w:tcPr>
-            <w:tcW w:w="1688" w:type="dxa"/>
+            <w:tcW w:w="1687" w:type="dxa"/>
             <w:tcBorders/>
           </w:tcPr>
           <w:p>
@@ -8048,7 +8048,7 @@
         </w:tc>
         <w:tc>
           <w:tcPr>
-            <w:tcW w:w="1855" w:type="dxa"/>
+            <w:tcW w:w="1856" w:type="dxa"/>
             <w:tcBorders/>
           </w:tcPr>
           <w:p>
@@ -8088,7 +8088,7 @@
         </w:trPr>
         <w:tc>
           <w:tcPr>
-            <w:tcW w:w="419" w:type="dxa"/>
+            <w:tcW w:w="418" w:type="dxa"/>
             <w:vMerge w:val="continue"/>
             <w:tcBorders/>
           </w:tcPr>
@@ -8122,7 +8122,7 @@
         </w:tc>
         <w:tc>
           <w:tcPr>
-            <w:tcW w:w="540" w:type="dxa"/>
+            <w:tcW w:w="541" w:type="dxa"/>
             <w:vMerge w:val="continue"/>
             <w:tcBorders/>
             <w:vAlign w:val="center"/>
@@ -8192,7 +8192,7 @@
         </w:tc>
         <w:tc>
           <w:tcPr>
-            <w:tcW w:w="1688" w:type="dxa"/>
+            <w:tcW w:w="1687" w:type="dxa"/>
             <w:tcBorders/>
           </w:tcPr>
           <w:p>
@@ -8225,7 +8225,7 @@
         </w:tc>
         <w:tc>
           <w:tcPr>
-            <w:tcW w:w="1855" w:type="dxa"/>
+            <w:tcW w:w="1856" w:type="dxa"/>
             <w:tcBorders/>
           </w:tcPr>
           <w:p>
@@ -8263,7 +8263,7 @@
         </w:trPr>
         <w:tc>
           <w:tcPr>
-            <w:tcW w:w="419" w:type="dxa"/>
+            <w:tcW w:w="418" w:type="dxa"/>
             <w:vMerge w:val="continue"/>
             <w:tcBorders/>
           </w:tcPr>
@@ -8295,7 +8295,7 @@
         </w:tc>
         <w:tc>
           <w:tcPr>
-            <w:tcW w:w="540" w:type="dxa"/>
+            <w:tcW w:w="541" w:type="dxa"/>
             <w:vMerge w:val="continue"/>
             <w:tcBorders/>
             <w:vAlign w:val="center"/>
@@ -8363,7 +8363,7 @@
         </w:tc>
         <w:tc>
           <w:tcPr>
-            <w:tcW w:w="1688" w:type="dxa"/>
+            <w:tcW w:w="1687" w:type="dxa"/>
             <w:tcBorders/>
           </w:tcPr>
           <w:p>
@@ -8396,7 +8396,7 @@
         </w:tc>
         <w:tc>
           <w:tcPr>
-            <w:tcW w:w="1855" w:type="dxa"/>
+            <w:tcW w:w="1856" w:type="dxa"/>
             <w:tcBorders/>
           </w:tcPr>
           <w:p>
@@ -8434,7 +8434,7 @@
         </w:trPr>
         <w:tc>
           <w:tcPr>
-            <w:tcW w:w="419" w:type="dxa"/>
+            <w:tcW w:w="418" w:type="dxa"/>
             <w:vMerge w:val="continue"/>
             <w:tcBorders/>
           </w:tcPr>
@@ -8466,7 +8466,7 @@
         </w:tc>
         <w:tc>
           <w:tcPr>
-            <w:tcW w:w="540" w:type="dxa"/>
+            <w:tcW w:w="541" w:type="dxa"/>
             <w:vMerge w:val="continue"/>
             <w:tcBorders/>
             <w:vAlign w:val="center"/>
@@ -8534,7 +8534,7 @@
         </w:tc>
         <w:tc>
           <w:tcPr>
-            <w:tcW w:w="1688" w:type="dxa"/>
+            <w:tcW w:w="1687" w:type="dxa"/>
             <w:tcBorders/>
           </w:tcPr>
           <w:p>
@@ -8567,7 +8567,7 @@
         </w:tc>
         <w:tc>
           <w:tcPr>
-            <w:tcW w:w="1855" w:type="dxa"/>
+            <w:tcW w:w="1856" w:type="dxa"/>
             <w:tcBorders/>
           </w:tcPr>
           <w:p>
@@ -8605,7 +8605,7 @@
         </w:trPr>
         <w:tc>
           <w:tcPr>
-            <w:tcW w:w="419" w:type="dxa"/>
+            <w:tcW w:w="418" w:type="dxa"/>
             <w:vMerge w:val="continue"/>
             <w:tcBorders/>
           </w:tcPr>
@@ -8637,7 +8637,7 @@
         </w:tc>
         <w:tc>
           <w:tcPr>
-            <w:tcW w:w="540" w:type="dxa"/>
+            <w:tcW w:w="541" w:type="dxa"/>
             <w:vMerge w:val="continue"/>
             <w:tcBorders/>
             <w:vAlign w:val="center"/>
@@ -8705,7 +8705,7 @@
         </w:tc>
         <w:tc>
           <w:tcPr>
-            <w:tcW w:w="1688" w:type="dxa"/>
+            <w:tcW w:w="1687" w:type="dxa"/>
             <w:tcBorders/>
             <w:shd w:color="auto" w:fill="auto" w:val="clear"/>
           </w:tcPr>
@@ -8739,7 +8739,7 @@
         </w:tc>
         <w:tc>
           <w:tcPr>
-            <w:tcW w:w="1855" w:type="dxa"/>
+            <w:tcW w:w="1856" w:type="dxa"/>
             <w:tcBorders/>
           </w:tcPr>
           <w:p>
@@ -8777,7 +8777,7 @@
         </w:trPr>
         <w:tc>
           <w:tcPr>
-            <w:tcW w:w="419" w:type="dxa"/>
+            <w:tcW w:w="418" w:type="dxa"/>
             <w:vMerge w:val="continue"/>
             <w:tcBorders/>
           </w:tcPr>
@@ -8809,7 +8809,7 @@
         </w:tc>
         <w:tc>
           <w:tcPr>
-            <w:tcW w:w="540" w:type="dxa"/>
+            <w:tcW w:w="541" w:type="dxa"/>
             <w:vMerge w:val="continue"/>
             <w:tcBorders/>
             <w:vAlign w:val="center"/>
@@ -8877,7 +8877,7 @@
         </w:tc>
         <w:tc>
           <w:tcPr>
-            <w:tcW w:w="1688" w:type="dxa"/>
+            <w:tcW w:w="1687" w:type="dxa"/>
             <w:tcBorders/>
             <w:shd w:color="auto" w:fill="auto" w:val="clear"/>
           </w:tcPr>
@@ -8911,7 +8911,7 @@
         </w:tc>
         <w:tc>
           <w:tcPr>
-            <w:tcW w:w="1855" w:type="dxa"/>
+            <w:tcW w:w="1856" w:type="dxa"/>
             <w:tcBorders/>
           </w:tcPr>
           <w:p>
@@ -8949,7 +8949,7 @@
         </w:trPr>
         <w:tc>
           <w:tcPr>
-            <w:tcW w:w="419" w:type="dxa"/>
+            <w:tcW w:w="418" w:type="dxa"/>
             <w:vMerge w:val="continue"/>
             <w:tcBorders/>
           </w:tcPr>
@@ -8983,7 +8983,7 @@
         </w:tc>
         <w:tc>
           <w:tcPr>
-            <w:tcW w:w="540" w:type="dxa"/>
+            <w:tcW w:w="541" w:type="dxa"/>
             <w:vMerge w:val="continue"/>
             <w:tcBorders/>
             <w:vAlign w:val="center"/>
@@ -9051,7 +9051,7 @@
         </w:tc>
         <w:tc>
           <w:tcPr>
-            <w:tcW w:w="1688" w:type="dxa"/>
+            <w:tcW w:w="1687" w:type="dxa"/>
             <w:tcBorders/>
             <w:shd w:color="auto" w:fill="auto" w:val="clear"/>
           </w:tcPr>
@@ -9085,7 +9085,7 @@
         </w:tc>
         <w:tc>
           <w:tcPr>
-            <w:tcW w:w="1855" w:type="dxa"/>
+            <w:tcW w:w="1856" w:type="dxa"/>
             <w:tcBorders/>
           </w:tcPr>
           <w:p>
@@ -9123,7 +9123,7 @@
         </w:trPr>
         <w:tc>
           <w:tcPr>
-            <w:tcW w:w="419" w:type="dxa"/>
+            <w:tcW w:w="418" w:type="dxa"/>
             <w:vMerge w:val="continue"/>
             <w:tcBorders/>
           </w:tcPr>
@@ -9157,7 +9157,7 @@
         </w:tc>
         <w:tc>
           <w:tcPr>
-            <w:tcW w:w="540" w:type="dxa"/>
+            <w:tcW w:w="541" w:type="dxa"/>
             <w:vMerge w:val="continue"/>
             <w:tcBorders/>
             <w:vAlign w:val="center"/>
@@ -9225,7 +9225,7 @@
         </w:tc>
         <w:tc>
           <w:tcPr>
-            <w:tcW w:w="1688" w:type="dxa"/>
+            <w:tcW w:w="1687" w:type="dxa"/>
             <w:tcBorders/>
             <w:shd w:color="auto" w:fill="auto" w:val="clear"/>
           </w:tcPr>
@@ -9259,7 +9259,7 @@
         </w:tc>
         <w:tc>
           <w:tcPr>
-            <w:tcW w:w="1855" w:type="dxa"/>
+            <w:tcW w:w="1856" w:type="dxa"/>
             <w:tcBorders/>
           </w:tcPr>
           <w:p>
@@ -9297,7 +9297,7 @@
         </w:trPr>
         <w:tc>
           <w:tcPr>
-            <w:tcW w:w="419" w:type="dxa"/>
+            <w:tcW w:w="418" w:type="dxa"/>
             <w:vMerge w:val="continue"/>
             <w:tcBorders/>
           </w:tcPr>
@@ -9331,7 +9331,7 @@
         </w:tc>
         <w:tc>
           <w:tcPr>
-            <w:tcW w:w="540" w:type="dxa"/>
+            <w:tcW w:w="541" w:type="dxa"/>
             <w:vMerge w:val="continue"/>
             <w:tcBorders/>
             <w:vAlign w:val="center"/>
@@ -9399,7 +9399,7 @@
         </w:tc>
         <w:tc>
           <w:tcPr>
-            <w:tcW w:w="1688" w:type="dxa"/>
+            <w:tcW w:w="1687" w:type="dxa"/>
             <w:tcBorders/>
             <w:shd w:color="auto" w:fill="auto" w:val="clear"/>
           </w:tcPr>
@@ -9433,7 +9433,7 @@
         </w:tc>
         <w:tc>
           <w:tcPr>
-            <w:tcW w:w="1855" w:type="dxa"/>
+            <w:tcW w:w="1856" w:type="dxa"/>
             <w:tcBorders/>
           </w:tcPr>
           <w:p>
@@ -9471,7 +9471,7 @@
         </w:trPr>
         <w:tc>
           <w:tcPr>
-            <w:tcW w:w="419" w:type="dxa"/>
+            <w:tcW w:w="418" w:type="dxa"/>
             <w:vMerge w:val="continue"/>
             <w:tcBorders/>
           </w:tcPr>
@@ -9505,7 +9505,7 @@
         </w:tc>
         <w:tc>
           <w:tcPr>
-            <w:tcW w:w="540" w:type="dxa"/>
+            <w:tcW w:w="541" w:type="dxa"/>
             <w:vMerge w:val="continue"/>
             <w:tcBorders/>
             <w:vAlign w:val="center"/>
@@ -9573,7 +9573,7 @@
         </w:tc>
         <w:tc>
           <w:tcPr>
-            <w:tcW w:w="1688" w:type="dxa"/>
+            <w:tcW w:w="1687" w:type="dxa"/>
             <w:tcBorders/>
             <w:shd w:color="auto" w:fill="auto" w:val="clear"/>
           </w:tcPr>
@@ -9607,7 +9607,7 @@
         </w:tc>
         <w:tc>
           <w:tcPr>
-            <w:tcW w:w="1855" w:type="dxa"/>
+            <w:tcW w:w="1856" w:type="dxa"/>
             <w:tcBorders/>
           </w:tcPr>
           <w:p>
@@ -9645,7 +9645,7 @@
         </w:trPr>
         <w:tc>
           <w:tcPr>
-            <w:tcW w:w="419" w:type="dxa"/>
+            <w:tcW w:w="418" w:type="dxa"/>
             <w:vMerge w:val="continue"/>
             <w:tcBorders/>
           </w:tcPr>
@@ -9679,7 +9679,7 @@
         </w:tc>
         <w:tc>
           <w:tcPr>
-            <w:tcW w:w="540" w:type="dxa"/>
+            <w:tcW w:w="541" w:type="dxa"/>
             <w:vMerge w:val="continue"/>
             <w:tcBorders/>
             <w:vAlign w:val="center"/>
@@ -9747,7 +9747,7 @@
         </w:tc>
         <w:tc>
           <w:tcPr>
-            <w:tcW w:w="1688" w:type="dxa"/>
+            <w:tcW w:w="1687" w:type="dxa"/>
             <w:tcBorders/>
             <w:shd w:color="auto" w:fill="auto" w:val="clear"/>
           </w:tcPr>
@@ -9781,7 +9781,7 @@
         </w:tc>
         <w:tc>
           <w:tcPr>
-            <w:tcW w:w="1855" w:type="dxa"/>
+            <w:tcW w:w="1856" w:type="dxa"/>
             <w:tcBorders/>
           </w:tcPr>
           <w:p>
@@ -9819,7 +9819,7 @@
         </w:trPr>
         <w:tc>
           <w:tcPr>
-            <w:tcW w:w="419" w:type="dxa"/>
+            <w:tcW w:w="418" w:type="dxa"/>
             <w:vMerge w:val="continue"/>
             <w:tcBorders/>
           </w:tcPr>
@@ -9853,7 +9853,7 @@
         </w:tc>
         <w:tc>
           <w:tcPr>
-            <w:tcW w:w="540" w:type="dxa"/>
+            <w:tcW w:w="541" w:type="dxa"/>
             <w:vMerge w:val="continue"/>
             <w:tcBorders/>
             <w:vAlign w:val="center"/>
@@ -9921,7 +9921,7 @@
         </w:tc>
         <w:tc>
           <w:tcPr>
-            <w:tcW w:w="1688" w:type="dxa"/>
+            <w:tcW w:w="1687" w:type="dxa"/>
             <w:tcBorders/>
             <w:shd w:color="auto" w:fill="auto" w:val="clear"/>
           </w:tcPr>
@@ -9955,7 +9955,7 @@
         </w:tc>
         <w:tc>
           <w:tcPr>
-            <w:tcW w:w="1855" w:type="dxa"/>
+            <w:tcW w:w="1856" w:type="dxa"/>
             <w:tcBorders/>
           </w:tcPr>
           <w:p>
@@ -9993,7 +9993,7 @@
         </w:trPr>
         <w:tc>
           <w:tcPr>
-            <w:tcW w:w="419" w:type="dxa"/>
+            <w:tcW w:w="418" w:type="dxa"/>
             <w:vMerge w:val="continue"/>
             <w:tcBorders/>
           </w:tcPr>
@@ -10027,7 +10027,7 @@
         </w:tc>
         <w:tc>
           <w:tcPr>
-            <w:tcW w:w="540" w:type="dxa"/>
+            <w:tcW w:w="541" w:type="dxa"/>
             <w:vMerge w:val="continue"/>
             <w:tcBorders/>
             <w:vAlign w:val="center"/>
@@ -10095,7 +10095,7 @@
         </w:tc>
         <w:tc>
           <w:tcPr>
-            <w:tcW w:w="1688" w:type="dxa"/>
+            <w:tcW w:w="1687" w:type="dxa"/>
             <w:tcBorders/>
             <w:shd w:color="auto" w:fill="auto" w:val="clear"/>
           </w:tcPr>
@@ -10129,7 +10129,7 @@
         </w:tc>
         <w:tc>
           <w:tcPr>
-            <w:tcW w:w="1855" w:type="dxa"/>
+            <w:tcW w:w="1856" w:type="dxa"/>
             <w:tcBorders/>
           </w:tcPr>
           <w:p>
@@ -10167,7 +10167,7 @@
         </w:trPr>
         <w:tc>
           <w:tcPr>
-            <w:tcW w:w="419" w:type="dxa"/>
+            <w:tcW w:w="418" w:type="dxa"/>
             <w:vMerge w:val="continue"/>
             <w:tcBorders/>
           </w:tcPr>
@@ -10201,7 +10201,7 @@
         </w:tc>
         <w:tc>
           <w:tcPr>
-            <w:tcW w:w="540" w:type="dxa"/>
+            <w:tcW w:w="541" w:type="dxa"/>
             <w:vMerge w:val="continue"/>
             <w:tcBorders/>
             <w:vAlign w:val="center"/>
@@ -10269,7 +10269,7 @@
         </w:tc>
         <w:tc>
           <w:tcPr>
-            <w:tcW w:w="1688" w:type="dxa"/>
+            <w:tcW w:w="1687" w:type="dxa"/>
             <w:tcBorders/>
             <w:shd w:color="auto" w:fill="auto" w:val="clear"/>
           </w:tcPr>
@@ -10303,7 +10303,7 @@
         </w:tc>
         <w:tc>
           <w:tcPr>
-            <w:tcW w:w="1855" w:type="dxa"/>
+            <w:tcW w:w="1856" w:type="dxa"/>
             <w:tcBorders/>
           </w:tcPr>
           <w:p>
@@ -10341,7 +10341,7 @@
         </w:trPr>
         <w:tc>
           <w:tcPr>
-            <w:tcW w:w="419" w:type="dxa"/>
+            <w:tcW w:w="418" w:type="dxa"/>
             <w:tcBorders/>
             <w:textDirection w:val="btLr"/>
           </w:tcPr>
@@ -10374,7 +10374,7 @@
         </w:tc>
         <w:tc>
           <w:tcPr>
-            <w:tcW w:w="6352" w:type="dxa"/>
+            <w:tcW w:w="6353" w:type="dxa"/>
             <w:gridSpan w:val="2"/>
             <w:tcBorders/>
             <w:vAlign w:val="center"/>
@@ -10410,7 +10410,7 @@
         </w:tc>
         <w:tc>
           <w:tcPr>
-            <w:tcW w:w="1688" w:type="dxa"/>
+            <w:tcW w:w="1687" w:type="dxa"/>
             <w:tcBorders/>
           </w:tcPr>
           <w:p>
@@ -10443,7 +10443,7 @@
         </w:tc>
         <w:tc>
           <w:tcPr>
-            <w:tcW w:w="1855" w:type="dxa"/>
+            <w:tcW w:w="1856" w:type="dxa"/>
             <w:tcBorders/>
           </w:tcPr>
           <w:p>
@@ -10481,7 +10481,7 @@
         </w:trPr>
         <w:tc>
           <w:tcPr>
-            <w:tcW w:w="419" w:type="dxa"/>
+            <w:tcW w:w="418" w:type="dxa"/>
             <w:vMerge w:val="restart"/>
             <w:tcBorders/>
             <w:textDirection w:val="btLr"/>
@@ -10519,7 +10519,7 @@
         </w:tc>
         <w:tc>
           <w:tcPr>
-            <w:tcW w:w="6352" w:type="dxa"/>
+            <w:tcW w:w="6353" w:type="dxa"/>
             <w:gridSpan w:val="2"/>
             <w:tcBorders/>
             <w:vAlign w:val="center"/>
@@ -10555,7 +10555,7 @@
         </w:tc>
         <w:tc>
           <w:tcPr>
-            <w:tcW w:w="1688" w:type="dxa"/>
+            <w:tcW w:w="1687" w:type="dxa"/>
             <w:tcBorders/>
           </w:tcPr>
           <w:p>
@@ -10588,7 +10588,7 @@
         </w:tc>
         <w:tc>
           <w:tcPr>
-            <w:tcW w:w="1855" w:type="dxa"/>
+            <w:tcW w:w="1856" w:type="dxa"/>
             <w:tcBorders/>
           </w:tcPr>
           <w:p>
@@ -10626,7 +10626,7 @@
         </w:trPr>
         <w:tc>
           <w:tcPr>
-            <w:tcW w:w="419" w:type="dxa"/>
+            <w:tcW w:w="418" w:type="dxa"/>
             <w:vMerge w:val="continue"/>
             <w:tcBorders/>
           </w:tcPr>
@@ -10660,7 +10660,7 @@
         </w:tc>
         <w:tc>
           <w:tcPr>
-            <w:tcW w:w="6352" w:type="dxa"/>
+            <w:tcW w:w="6353" w:type="dxa"/>
             <w:gridSpan w:val="2"/>
             <w:tcBorders/>
             <w:vAlign w:val="center"/>
@@ -10696,7 +10696,7 @@
         </w:tc>
         <w:tc>
           <w:tcPr>
-            <w:tcW w:w="1688" w:type="dxa"/>
+            <w:tcW w:w="1687" w:type="dxa"/>
             <w:tcBorders/>
           </w:tcPr>
           <w:p>
@@ -10729,7 +10729,7 @@
         </w:tc>
         <w:tc>
           <w:tcPr>
-            <w:tcW w:w="1855" w:type="dxa"/>
+            <w:tcW w:w="1856" w:type="dxa"/>
             <w:tcBorders/>
           </w:tcPr>
           <w:p>
@@ -10767,7 +10767,7 @@
         </w:trPr>
         <w:tc>
           <w:tcPr>
-            <w:tcW w:w="419" w:type="dxa"/>
+            <w:tcW w:w="418" w:type="dxa"/>
             <w:vMerge w:val="continue"/>
             <w:tcBorders/>
           </w:tcPr>
@@ -10801,7 +10801,7 @@
         </w:tc>
         <w:tc>
           <w:tcPr>
-            <w:tcW w:w="6352" w:type="dxa"/>
+            <w:tcW w:w="6353" w:type="dxa"/>
             <w:gridSpan w:val="2"/>
             <w:tcBorders/>
             <w:vAlign w:val="center"/>
@@ -10837,7 +10837,7 @@
         </w:tc>
         <w:tc>
           <w:tcPr>
-            <w:tcW w:w="1688" w:type="dxa"/>
+            <w:tcW w:w="1687" w:type="dxa"/>
             <w:tcBorders/>
           </w:tcPr>
           <w:p>
@@ -10870,7 +10870,7 @@
         </w:tc>
         <w:tc>
           <w:tcPr>
-            <w:tcW w:w="1855" w:type="dxa"/>
+            <w:tcW w:w="1856" w:type="dxa"/>
             <w:tcBorders/>
           </w:tcPr>
           <w:p>
@@ -10908,7 +10908,7 @@
         </w:trPr>
         <w:tc>
           <w:tcPr>
-            <w:tcW w:w="419" w:type="dxa"/>
+            <w:tcW w:w="418" w:type="dxa"/>
             <w:vMerge w:val="continue"/>
             <w:tcBorders/>
           </w:tcPr>
@@ -10942,7 +10942,7 @@
         </w:tc>
         <w:tc>
           <w:tcPr>
-            <w:tcW w:w="6352" w:type="dxa"/>
+            <w:tcW w:w="6353" w:type="dxa"/>
             <w:gridSpan w:val="2"/>
             <w:tcBorders/>
             <w:vAlign w:val="center"/>
@@ -10978,7 +10978,7 @@
         </w:tc>
         <w:tc>
           <w:tcPr>
-            <w:tcW w:w="1688" w:type="dxa"/>
+            <w:tcW w:w="1687" w:type="dxa"/>
             <w:tcBorders/>
           </w:tcPr>
           <w:p>
@@ -11011,7 +11011,7 @@
         </w:tc>
         <w:tc>
           <w:tcPr>
-            <w:tcW w:w="1855" w:type="dxa"/>
+            <w:tcW w:w="1856" w:type="dxa"/>
             <w:tcBorders/>
           </w:tcPr>
           <w:p>
@@ -11049,7 +11049,7 @@
         </w:trPr>
         <w:tc>
           <w:tcPr>
-            <w:tcW w:w="419" w:type="dxa"/>
+            <w:tcW w:w="418" w:type="dxa"/>
             <w:vMerge w:val="continue"/>
             <w:tcBorders/>
           </w:tcPr>
@@ -11083,7 +11083,7 @@
         </w:tc>
         <w:tc>
           <w:tcPr>
-            <w:tcW w:w="6352" w:type="dxa"/>
+            <w:tcW w:w="6353" w:type="dxa"/>
             <w:gridSpan w:val="2"/>
             <w:tcBorders/>
             <w:vAlign w:val="center"/>
@@ -11119,7 +11119,7 @@
         </w:tc>
         <w:tc>
           <w:tcPr>
-            <w:tcW w:w="1688" w:type="dxa"/>
+            <w:tcW w:w="1687" w:type="dxa"/>
             <w:tcBorders/>
           </w:tcPr>
           <w:p>
@@ -11152,7 +11152,7 @@
         </w:tc>
         <w:tc>
           <w:tcPr>
-            <w:tcW w:w="1855" w:type="dxa"/>
+            <w:tcW w:w="1856" w:type="dxa"/>
             <w:tcBorders/>
           </w:tcPr>
           <w:p>
@@ -11190,7 +11190,7 @@
         </w:trPr>
         <w:tc>
           <w:tcPr>
-            <w:tcW w:w="419" w:type="dxa"/>
+            <w:tcW w:w="418" w:type="dxa"/>
             <w:vMerge w:val="continue"/>
             <w:tcBorders/>
           </w:tcPr>
@@ -11224,7 +11224,7 @@
         </w:tc>
         <w:tc>
           <w:tcPr>
-            <w:tcW w:w="6352" w:type="dxa"/>
+            <w:tcW w:w="6353" w:type="dxa"/>
             <w:gridSpan w:val="2"/>
             <w:tcBorders/>
             <w:vAlign w:val="center"/>
@@ -11261,7 +11261,7 @@
         </w:tc>
         <w:tc>
           <w:tcPr>
-            <w:tcW w:w="1688" w:type="dxa"/>
+            <w:tcW w:w="1687" w:type="dxa"/>
             <w:tcBorders/>
           </w:tcPr>
           <w:p>
@@ -11294,7 +11294,7 @@
         </w:tc>
         <w:tc>
           <w:tcPr>
-            <w:tcW w:w="1855" w:type="dxa"/>
+            <w:tcW w:w="1856" w:type="dxa"/>
             <w:tcBorders/>
           </w:tcPr>
           <w:p>
@@ -11332,7 +11332,7 @@
         </w:trPr>
         <w:tc>
           <w:tcPr>
-            <w:tcW w:w="419" w:type="dxa"/>
+            <w:tcW w:w="418" w:type="dxa"/>
             <w:vMerge w:val="continue"/>
             <w:tcBorders/>
           </w:tcPr>
@@ -11366,7 +11366,7 @@
         </w:tc>
         <w:tc>
           <w:tcPr>
-            <w:tcW w:w="6352" w:type="dxa"/>
+            <w:tcW w:w="6353" w:type="dxa"/>
             <w:gridSpan w:val="2"/>
             <w:tcBorders/>
             <w:vAlign w:val="center"/>
@@ -11403,7 +11403,7 @@
         </w:tc>
         <w:tc>
           <w:tcPr>
-            <w:tcW w:w="1688" w:type="dxa"/>
+            <w:tcW w:w="1687" w:type="dxa"/>
             <w:tcBorders/>
           </w:tcPr>
           <w:p>
@@ -11436,7 +11436,7 @@
         </w:tc>
         <w:tc>
           <w:tcPr>
-            <w:tcW w:w="1855" w:type="dxa"/>
+            <w:tcW w:w="1856" w:type="dxa"/>
             <w:tcBorders/>
           </w:tcPr>
           <w:p>
@@ -11474,7 +11474,7 @@
         </w:trPr>
         <w:tc>
           <w:tcPr>
-            <w:tcW w:w="419" w:type="dxa"/>
+            <w:tcW w:w="418" w:type="dxa"/>
             <w:vMerge w:val="continue"/>
             <w:tcBorders/>
           </w:tcPr>
@@ -11508,7 +11508,7 @@
         </w:tc>
         <w:tc>
           <w:tcPr>
-            <w:tcW w:w="6352" w:type="dxa"/>
+            <w:tcW w:w="6353" w:type="dxa"/>
             <w:gridSpan w:val="2"/>
             <w:tcBorders/>
             <w:vAlign w:val="center"/>
@@ -11545,7 +11545,7 @@
         </w:tc>
         <w:tc>
           <w:tcPr>
-            <w:tcW w:w="1688" w:type="dxa"/>
+            <w:tcW w:w="1687" w:type="dxa"/>
             <w:tcBorders/>
           </w:tcPr>
           <w:p>
@@ -11578,7 +11578,7 @@
         </w:tc>
         <w:tc>
           <w:tcPr>
-            <w:tcW w:w="1855" w:type="dxa"/>
+            <w:tcW w:w="1856" w:type="dxa"/>
             <w:tcBorders/>
           </w:tcPr>
           <w:p>
@@ -11611,28 +11611,6 @@
         </w:tc>
       </w:tr>
     </w:tbl>
-    <w:p>
-      <w:pPr>
-        <w:pStyle w:val="Normal"/>
-        <w:spacing w:lineRule="auto" w:line="240" w:before="0" w:after="0"/>
-        <w:rPr>
-          <w:rFonts w:ascii="CenturyGothic,Bold" w:hAnsi="CenturyGothic,Bold" w:cs="CenturyGothic,Bold"/>
-          <w:b/>
-          <w:bCs/>
-          <w:sz w:val="16"/>
-          <w:szCs w:val="16"/>
-        </w:rPr>
-      </w:pPr>
-      <w:r>
-        <w:rPr>
-          <w:rFonts w:cs="CenturyGothic,Bold" w:ascii="CenturyGothic,Bold" w:hAnsi="CenturyGothic,Bold"/>
-          <w:b/>
-          <w:bCs/>
-          <w:sz w:val="16"/>
-          <w:szCs w:val="16"/>
-        </w:rPr>
-      </w:r>
-    </w:p>
     <w:p>
       <w:pPr>
         <w:pStyle w:val="Normal"/>
@@ -11923,15 +11901,15 @@
         <w:tblLook w:val="04a0" w:noHBand="0" w:noVBand="1" w:firstColumn="1" w:lastRow="0" w:lastColumn="0" w:firstRow="1"/>
       </w:tblPr>
       <w:tblGrid>
-        <w:gridCol w:w="4863"/>
-        <w:gridCol w:w="4152"/>
+        <w:gridCol w:w="4862"/>
+        <w:gridCol w:w="4153"/>
         <w:gridCol w:w="2184"/>
       </w:tblGrid>
       <w:tr>
         <w:trPr/>
         <w:tc>
           <w:tcPr>
-            <w:tcW w:w="4863" w:type="dxa"/>
+            <w:tcW w:w="4862" w:type="dxa"/>
             <w:tcBorders>
               <w:top w:val="single" w:sz="8" w:space="0" w:color="000000"/>
               <w:left w:val="single" w:sz="8" w:space="0" w:color="000000"/>
@@ -11961,7 +11939,7 @@
         </w:tc>
         <w:tc>
           <w:tcPr>
-            <w:tcW w:w="4152" w:type="dxa"/>
+            <w:tcW w:w="4153" w:type="dxa"/>
             <w:tcBorders>
               <w:top w:val="single" w:sz="8" w:space="0" w:color="000000"/>
               <w:left w:val="single" w:sz="8" w:space="0" w:color="000000"/>
@@ -12022,7 +12000,7 @@
         <w:trPr/>
         <w:tc>
           <w:tcPr>
-            <w:tcW w:w="4863" w:type="dxa"/>
+            <w:tcW w:w="4862" w:type="dxa"/>
             <w:tcBorders>
               <w:top w:val="single" w:sz="8" w:space="0" w:color="000000"/>
               <w:left w:val="single" w:sz="8" w:space="0" w:color="000000"/>
@@ -12066,7 +12044,7 @@
         </w:tc>
         <w:tc>
           <w:tcPr>
-            <w:tcW w:w="4152" w:type="dxa"/>
+            <w:tcW w:w="4153" w:type="dxa"/>
             <w:tcBorders>
               <w:top w:val="single" w:sz="8" w:space="0" w:color="000000"/>
               <w:left w:val="single" w:sz="8" w:space="0" w:color="000000"/>
@@ -12113,7 +12091,7 @@
         <w:trPr/>
         <w:tc>
           <w:tcPr>
-            <w:tcW w:w="4863" w:type="dxa"/>
+            <w:tcW w:w="4862" w:type="dxa"/>
             <w:tcBorders>
               <w:top w:val="single" w:sz="8" w:space="0" w:color="000000"/>
               <w:left w:val="single" w:sz="8" w:space="0" w:color="000000"/>
@@ -12140,7 +12118,7 @@
         </w:tc>
         <w:tc>
           <w:tcPr>
-            <w:tcW w:w="4152" w:type="dxa"/>
+            <w:tcW w:w="4153" w:type="dxa"/>
             <w:tcBorders>
               <w:top w:val="single" w:sz="8" w:space="0" w:color="000000"/>
               <w:left w:val="single" w:sz="8" w:space="0" w:color="000000"/>
@@ -12185,7 +12163,25 @@
                 <w:sz w:val="20"/>
                 <w:szCs w:val="16"/>
               </w:rPr>
-              <w:t>{{ valor_total_previsto }}</w:t>
+              <w:t>{{ valor_total_previsto</w:t>
+            </w:r>
+            <w:r>
+              <w:rPr>
+                <w:rFonts w:cs="CenturyGothic,Bold" w:ascii="Arial;sans-serif" w:hAnsi="Arial;sans-serif"/>
+                <w:bCs/>
+                <w:sz w:val="20"/>
+                <w:szCs w:val="16"/>
+              </w:rPr>
+              <w:t>_brl</w:t>
+            </w:r>
+            <w:r>
+              <w:rPr>
+                <w:rFonts w:cs="CenturyGothic,Bold" w:ascii="Arial;sans-serif" w:hAnsi="Arial;sans-serif"/>
+                <w:bCs/>
+                <w:sz w:val="20"/>
+                <w:szCs w:val="16"/>
+              </w:rPr>
+              <w:t xml:space="preserve"> }}</w:t>
             </w:r>
           </w:p>
         </w:tc>
@@ -13641,7 +13637,25 @@
                 <w:sz w:val="16"/>
                 <w:szCs w:val="16"/>
               </w:rPr>
-              <w:t>{{ item.valor_unitario_previsto }}</w:t>
+              <w:t>{{ item.valor_unitario_previsto</w:t>
+            </w:r>
+            <w:r>
+              <w:rPr>
+                <w:rFonts w:cs="CenturyGothic,Bold"/>
+                <w:bCs/>
+                <w:sz w:val="16"/>
+                <w:szCs w:val="16"/>
+              </w:rPr>
+              <w:t>_brl</w:t>
+            </w:r>
+            <w:r>
+              <w:rPr>
+                <w:rFonts w:cs="CenturyGothic,Bold"/>
+                <w:bCs/>
+                <w:sz w:val="16"/>
+                <w:szCs w:val="16"/>
+              </w:rPr>
+              <w:t xml:space="preserve"> }}</w:t>
             </w:r>
           </w:p>
         </w:tc>
@@ -13943,7 +13957,7 @@
   <w:comment w:id="0" w:author="Kleber" w:date="2024-09-04T11:23:00Z" w:initials="K">
     <w:p>
       <w:pPr>
-        <w:overflowPunct w:val="true"/>
+        <w:overflowPunct w:val="false"/>
         <w:spacing w:lineRule="auto" w:line="240" w:before="0" w:after="0"/>
         <w:rPr/>
       </w:pPr>
@@ -13961,7 +13975,7 @@
   <w:comment w:id="2" w:author="Kleber" w:date="2024-08-22T10:22:00Z" w:initials="K">
     <w:p>
       <w:pPr>
-        <w:overflowPunct w:val="true"/>
+        <w:overflowPunct w:val="false"/>
         <w:spacing w:lineRule="auto" w:line="240" w:before="0" w:after="0"/>
         <w:rPr/>
       </w:pPr>
@@ -13979,7 +13993,7 @@
   <w:comment w:id="1" w:author="Kleber" w:date="2025-06-18T11:05:00Z" w:initials="K">
     <w:p>
       <w:pPr>
-        <w:overflowPunct w:val="true"/>
+        <w:overflowPunct w:val="false"/>
         <w:spacing w:lineRule="auto" w:line="240" w:before="0" w:after="0"/>
         <w:rPr/>
       </w:pPr>

--- a/app/compras/templates_docs/CONFERENCIA_CD_SEM_DISPUTA.docx
+++ b/app/compras/templates_docs/CONFERENCIA_CD_SEM_DISPUTA.docx
@@ -5488,8 +5488,8 @@
         <w:tblLook w:val="04a0" w:noHBand="0" w:noVBand="1" w:firstColumn="1" w:lastRow="0" w:lastColumn="0" w:firstRow="1"/>
       </w:tblPr>
       <w:tblGrid>
-        <w:gridCol w:w="418"/>
-        <w:gridCol w:w="541"/>
+        <w:gridCol w:w="417"/>
+        <w:gridCol w:w="542"/>
         <w:gridCol w:w="5812"/>
         <w:gridCol w:w="1687"/>
         <w:gridCol w:w="1856"/>
@@ -5609,7 +5609,7 @@
         </w:trPr>
         <w:tc>
           <w:tcPr>
-            <w:tcW w:w="418" w:type="dxa"/>
+            <w:tcW w:w="417" w:type="dxa"/>
             <w:vMerge w:val="restart"/>
             <w:tcBorders/>
             <w:textDirection w:val="btLr"/>
@@ -5647,7 +5647,7 @@
         </w:tc>
         <w:tc>
           <w:tcPr>
-            <w:tcW w:w="6353" w:type="dxa"/>
+            <w:tcW w:w="6354" w:type="dxa"/>
             <w:gridSpan w:val="2"/>
             <w:tcBorders/>
             <w:vAlign w:val="center"/>
@@ -5797,7 +5797,7 @@
         </w:trPr>
         <w:tc>
           <w:tcPr>
-            <w:tcW w:w="418" w:type="dxa"/>
+            <w:tcW w:w="417" w:type="dxa"/>
             <w:vMerge w:val="continue"/>
             <w:tcBorders/>
           </w:tcPr>
@@ -5829,7 +5829,7 @@
         </w:tc>
         <w:tc>
           <w:tcPr>
-            <w:tcW w:w="6353" w:type="dxa"/>
+            <w:tcW w:w="6354" w:type="dxa"/>
             <w:gridSpan w:val="2"/>
             <w:tcBorders/>
             <w:vAlign w:val="center"/>
@@ -5936,7 +5936,7 @@
         </w:trPr>
         <w:tc>
           <w:tcPr>
-            <w:tcW w:w="418" w:type="dxa"/>
+            <w:tcW w:w="417" w:type="dxa"/>
             <w:vMerge w:val="continue"/>
             <w:tcBorders/>
           </w:tcPr>
@@ -5968,7 +5968,7 @@
         </w:tc>
         <w:tc>
           <w:tcPr>
-            <w:tcW w:w="6353" w:type="dxa"/>
+            <w:tcW w:w="6354" w:type="dxa"/>
             <w:gridSpan w:val="2"/>
             <w:tcBorders/>
             <w:vAlign w:val="center"/>
@@ -6075,7 +6075,7 @@
         </w:trPr>
         <w:tc>
           <w:tcPr>
-            <w:tcW w:w="418" w:type="dxa"/>
+            <w:tcW w:w="417" w:type="dxa"/>
             <w:vMerge w:val="continue"/>
             <w:tcBorders/>
           </w:tcPr>
@@ -6107,7 +6107,7 @@
         </w:tc>
         <w:tc>
           <w:tcPr>
-            <w:tcW w:w="6353" w:type="dxa"/>
+            <w:tcW w:w="6354" w:type="dxa"/>
             <w:gridSpan w:val="2"/>
             <w:tcBorders/>
             <w:vAlign w:val="center"/>
@@ -6270,7 +6270,7 @@
         </w:trPr>
         <w:tc>
           <w:tcPr>
-            <w:tcW w:w="418" w:type="dxa"/>
+            <w:tcW w:w="417" w:type="dxa"/>
             <w:vMerge w:val="continue"/>
             <w:tcBorders/>
           </w:tcPr>
@@ -6302,7 +6302,7 @@
         </w:tc>
         <w:tc>
           <w:tcPr>
-            <w:tcW w:w="6353" w:type="dxa"/>
+            <w:tcW w:w="6354" w:type="dxa"/>
             <w:gridSpan w:val="2"/>
             <w:tcBorders/>
             <w:vAlign w:val="center"/>
@@ -6409,7 +6409,7 @@
         </w:trPr>
         <w:tc>
           <w:tcPr>
-            <w:tcW w:w="418" w:type="dxa"/>
+            <w:tcW w:w="417" w:type="dxa"/>
             <w:vMerge w:val="continue"/>
             <w:tcBorders/>
           </w:tcPr>
@@ -6441,7 +6441,7 @@
         </w:tc>
         <w:tc>
           <w:tcPr>
-            <w:tcW w:w="6353" w:type="dxa"/>
+            <w:tcW w:w="6354" w:type="dxa"/>
             <w:gridSpan w:val="2"/>
             <w:tcBorders/>
             <w:vAlign w:val="center"/>
@@ -6548,7 +6548,7 @@
         </w:trPr>
         <w:tc>
           <w:tcPr>
-            <w:tcW w:w="418" w:type="dxa"/>
+            <w:tcW w:w="417" w:type="dxa"/>
             <w:vMerge w:val="continue"/>
             <w:tcBorders/>
           </w:tcPr>
@@ -6580,7 +6580,7 @@
         </w:tc>
         <w:tc>
           <w:tcPr>
-            <w:tcW w:w="6353" w:type="dxa"/>
+            <w:tcW w:w="6354" w:type="dxa"/>
             <w:gridSpan w:val="2"/>
             <w:tcBorders/>
             <w:vAlign w:val="center"/>
@@ -6687,7 +6687,7 @@
         </w:trPr>
         <w:tc>
           <w:tcPr>
-            <w:tcW w:w="418" w:type="dxa"/>
+            <w:tcW w:w="417" w:type="dxa"/>
             <w:vMerge w:val="restart"/>
             <w:tcBorders/>
             <w:textDirection w:val="btLr"/>
@@ -6724,7 +6724,7 @@
         </w:tc>
         <w:tc>
           <w:tcPr>
-            <w:tcW w:w="541" w:type="dxa"/>
+            <w:tcW w:w="542" w:type="dxa"/>
             <w:vMerge w:val="restart"/>
             <w:tcBorders/>
             <w:textDirection w:val="btLr"/>
@@ -6871,7 +6871,7 @@
         </w:trPr>
         <w:tc>
           <w:tcPr>
-            <w:tcW w:w="418" w:type="dxa"/>
+            <w:tcW w:w="417" w:type="dxa"/>
             <w:vMerge w:val="continue"/>
             <w:tcBorders/>
           </w:tcPr>
@@ -6903,7 +6903,7 @@
         </w:tc>
         <w:tc>
           <w:tcPr>
-            <w:tcW w:w="541" w:type="dxa"/>
+            <w:tcW w:w="542" w:type="dxa"/>
             <w:vMerge w:val="continue"/>
             <w:tcBorders/>
             <w:textDirection w:val="btLr"/>
@@ -7041,7 +7041,7 @@
         </w:trPr>
         <w:tc>
           <w:tcPr>
-            <w:tcW w:w="418" w:type="dxa"/>
+            <w:tcW w:w="417" w:type="dxa"/>
             <w:vMerge w:val="continue"/>
             <w:tcBorders/>
           </w:tcPr>
@@ -7073,7 +7073,7 @@
         </w:tc>
         <w:tc>
           <w:tcPr>
-            <w:tcW w:w="541" w:type="dxa"/>
+            <w:tcW w:w="542" w:type="dxa"/>
             <w:vMerge w:val="continue"/>
             <w:tcBorders/>
             <w:textDirection w:val="btLr"/>
@@ -7218,7 +7218,7 @@
         </w:trPr>
         <w:tc>
           <w:tcPr>
-            <w:tcW w:w="418" w:type="dxa"/>
+            <w:tcW w:w="417" w:type="dxa"/>
             <w:vMerge w:val="continue"/>
             <w:tcBorders/>
           </w:tcPr>
@@ -7250,7 +7250,7 @@
         </w:tc>
         <w:tc>
           <w:tcPr>
-            <w:tcW w:w="541" w:type="dxa"/>
+            <w:tcW w:w="542" w:type="dxa"/>
             <w:vMerge w:val="continue"/>
             <w:tcBorders/>
             <w:textDirection w:val="btLr"/>
@@ -7391,7 +7391,7 @@
         </w:trPr>
         <w:tc>
           <w:tcPr>
-            <w:tcW w:w="418" w:type="dxa"/>
+            <w:tcW w:w="417" w:type="dxa"/>
             <w:vMerge w:val="continue"/>
             <w:tcBorders/>
           </w:tcPr>
@@ -7423,7 +7423,7 @@
         </w:tc>
         <w:tc>
           <w:tcPr>
-            <w:tcW w:w="541" w:type="dxa"/>
+            <w:tcW w:w="542" w:type="dxa"/>
             <w:vMerge w:val="continue"/>
             <w:tcBorders/>
             <w:textDirection w:val="btLr"/>
@@ -7564,7 +7564,7 @@
         </w:trPr>
         <w:tc>
           <w:tcPr>
-            <w:tcW w:w="418" w:type="dxa"/>
+            <w:tcW w:w="417" w:type="dxa"/>
             <w:vMerge w:val="continue"/>
             <w:tcBorders/>
           </w:tcPr>
@@ -7596,7 +7596,7 @@
         </w:tc>
         <w:tc>
           <w:tcPr>
-            <w:tcW w:w="541" w:type="dxa"/>
+            <w:tcW w:w="542" w:type="dxa"/>
             <w:vMerge w:val="restart"/>
             <w:tcBorders/>
             <w:textDirection w:val="btLr"/>
@@ -7741,7 +7741,7 @@
         </w:trPr>
         <w:tc>
           <w:tcPr>
-            <w:tcW w:w="418" w:type="dxa"/>
+            <w:tcW w:w="417" w:type="dxa"/>
             <w:vMerge w:val="continue"/>
             <w:tcBorders/>
           </w:tcPr>
@@ -7773,7 +7773,7 @@
         </w:tc>
         <w:tc>
           <w:tcPr>
-            <w:tcW w:w="541" w:type="dxa"/>
+            <w:tcW w:w="542" w:type="dxa"/>
             <w:vMerge w:val="continue"/>
             <w:tcBorders/>
             <w:vAlign w:val="center"/>
@@ -7912,7 +7912,7 @@
         </w:trPr>
         <w:tc>
           <w:tcPr>
-            <w:tcW w:w="418" w:type="dxa"/>
+            <w:tcW w:w="417" w:type="dxa"/>
             <w:vMerge w:val="continue"/>
             <w:tcBorders/>
           </w:tcPr>
@@ -7944,7 +7944,7 @@
         </w:tc>
         <w:tc>
           <w:tcPr>
-            <w:tcW w:w="541" w:type="dxa"/>
+            <w:tcW w:w="542" w:type="dxa"/>
             <w:vMerge w:val="continue"/>
             <w:tcBorders/>
             <w:vAlign w:val="center"/>
@@ -8088,7 +8088,7 @@
         </w:trPr>
         <w:tc>
           <w:tcPr>
-            <w:tcW w:w="418" w:type="dxa"/>
+            <w:tcW w:w="417" w:type="dxa"/>
             <w:vMerge w:val="continue"/>
             <w:tcBorders/>
           </w:tcPr>
@@ -8122,7 +8122,7 @@
         </w:tc>
         <w:tc>
           <w:tcPr>
-            <w:tcW w:w="541" w:type="dxa"/>
+            <w:tcW w:w="542" w:type="dxa"/>
             <w:vMerge w:val="continue"/>
             <w:tcBorders/>
             <w:vAlign w:val="center"/>
@@ -8263,7 +8263,7 @@
         </w:trPr>
         <w:tc>
           <w:tcPr>
-            <w:tcW w:w="418" w:type="dxa"/>
+            <w:tcW w:w="417" w:type="dxa"/>
             <w:vMerge w:val="continue"/>
             <w:tcBorders/>
           </w:tcPr>
@@ -8295,7 +8295,7 @@
         </w:tc>
         <w:tc>
           <w:tcPr>
-            <w:tcW w:w="541" w:type="dxa"/>
+            <w:tcW w:w="542" w:type="dxa"/>
             <w:vMerge w:val="continue"/>
             <w:tcBorders/>
             <w:vAlign w:val="center"/>
@@ -8434,7 +8434,7 @@
         </w:trPr>
         <w:tc>
           <w:tcPr>
-            <w:tcW w:w="418" w:type="dxa"/>
+            <w:tcW w:w="417" w:type="dxa"/>
             <w:vMerge w:val="continue"/>
             <w:tcBorders/>
           </w:tcPr>
@@ -8466,7 +8466,7 @@
         </w:tc>
         <w:tc>
           <w:tcPr>
-            <w:tcW w:w="541" w:type="dxa"/>
+            <w:tcW w:w="542" w:type="dxa"/>
             <w:vMerge w:val="continue"/>
             <w:tcBorders/>
             <w:vAlign w:val="center"/>
@@ -8605,7 +8605,7 @@
         </w:trPr>
         <w:tc>
           <w:tcPr>
-            <w:tcW w:w="418" w:type="dxa"/>
+            <w:tcW w:w="417" w:type="dxa"/>
             <w:vMerge w:val="continue"/>
             <w:tcBorders/>
           </w:tcPr>
@@ -8637,7 +8637,7 @@
         </w:tc>
         <w:tc>
           <w:tcPr>
-            <w:tcW w:w="541" w:type="dxa"/>
+            <w:tcW w:w="542" w:type="dxa"/>
             <w:vMerge w:val="continue"/>
             <w:tcBorders/>
             <w:vAlign w:val="center"/>
@@ -8777,7 +8777,7 @@
         </w:trPr>
         <w:tc>
           <w:tcPr>
-            <w:tcW w:w="418" w:type="dxa"/>
+            <w:tcW w:w="417" w:type="dxa"/>
             <w:vMerge w:val="continue"/>
             <w:tcBorders/>
           </w:tcPr>
@@ -8809,7 +8809,7 @@
         </w:tc>
         <w:tc>
           <w:tcPr>
-            <w:tcW w:w="541" w:type="dxa"/>
+            <w:tcW w:w="542" w:type="dxa"/>
             <w:vMerge w:val="continue"/>
             <w:tcBorders/>
             <w:vAlign w:val="center"/>
@@ -8949,7 +8949,7 @@
         </w:trPr>
         <w:tc>
           <w:tcPr>
-            <w:tcW w:w="418" w:type="dxa"/>
+            <w:tcW w:w="417" w:type="dxa"/>
             <w:vMerge w:val="continue"/>
             <w:tcBorders/>
           </w:tcPr>
@@ -8983,7 +8983,7 @@
         </w:tc>
         <w:tc>
           <w:tcPr>
-            <w:tcW w:w="541" w:type="dxa"/>
+            <w:tcW w:w="542" w:type="dxa"/>
             <w:vMerge w:val="continue"/>
             <w:tcBorders/>
             <w:vAlign w:val="center"/>
@@ -9123,7 +9123,7 @@
         </w:trPr>
         <w:tc>
           <w:tcPr>
-            <w:tcW w:w="418" w:type="dxa"/>
+            <w:tcW w:w="417" w:type="dxa"/>
             <w:vMerge w:val="continue"/>
             <w:tcBorders/>
           </w:tcPr>
@@ -9157,7 +9157,7 @@
         </w:tc>
         <w:tc>
           <w:tcPr>
-            <w:tcW w:w="541" w:type="dxa"/>
+            <w:tcW w:w="542" w:type="dxa"/>
             <w:vMerge w:val="continue"/>
             <w:tcBorders/>
             <w:vAlign w:val="center"/>
@@ -9297,7 +9297,7 @@
         </w:trPr>
         <w:tc>
           <w:tcPr>
-            <w:tcW w:w="418" w:type="dxa"/>
+            <w:tcW w:w="417" w:type="dxa"/>
             <w:vMerge w:val="continue"/>
             <w:tcBorders/>
           </w:tcPr>
@@ -9331,7 +9331,7 @@
         </w:tc>
         <w:tc>
           <w:tcPr>
-            <w:tcW w:w="541" w:type="dxa"/>
+            <w:tcW w:w="542" w:type="dxa"/>
             <w:vMerge w:val="continue"/>
             <w:tcBorders/>
             <w:vAlign w:val="center"/>
@@ -9471,7 +9471,7 @@
         </w:trPr>
         <w:tc>
           <w:tcPr>
-            <w:tcW w:w="418" w:type="dxa"/>
+            <w:tcW w:w="417" w:type="dxa"/>
             <w:vMerge w:val="continue"/>
             <w:tcBorders/>
           </w:tcPr>
@@ -9505,7 +9505,7 @@
         </w:tc>
         <w:tc>
           <w:tcPr>
-            <w:tcW w:w="541" w:type="dxa"/>
+            <w:tcW w:w="542" w:type="dxa"/>
             <w:vMerge w:val="continue"/>
             <w:tcBorders/>
             <w:vAlign w:val="center"/>
@@ -9645,7 +9645,7 @@
         </w:trPr>
         <w:tc>
           <w:tcPr>
-            <w:tcW w:w="418" w:type="dxa"/>
+            <w:tcW w:w="417" w:type="dxa"/>
             <w:vMerge w:val="continue"/>
             <w:tcBorders/>
           </w:tcPr>
@@ -9679,7 +9679,7 @@
         </w:tc>
         <w:tc>
           <w:tcPr>
-            <w:tcW w:w="541" w:type="dxa"/>
+            <w:tcW w:w="542" w:type="dxa"/>
             <w:vMerge w:val="continue"/>
             <w:tcBorders/>
             <w:vAlign w:val="center"/>
@@ -9819,7 +9819,7 @@
         </w:trPr>
         <w:tc>
           <w:tcPr>
-            <w:tcW w:w="418" w:type="dxa"/>
+            <w:tcW w:w="417" w:type="dxa"/>
             <w:vMerge w:val="continue"/>
             <w:tcBorders/>
           </w:tcPr>
@@ -9853,7 +9853,7 @@
         </w:tc>
         <w:tc>
           <w:tcPr>
-            <w:tcW w:w="541" w:type="dxa"/>
+            <w:tcW w:w="542" w:type="dxa"/>
             <w:vMerge w:val="continue"/>
             <w:tcBorders/>
             <w:vAlign w:val="center"/>
@@ -9993,7 +9993,7 @@
         </w:trPr>
         <w:tc>
           <w:tcPr>
-            <w:tcW w:w="418" w:type="dxa"/>
+            <w:tcW w:w="417" w:type="dxa"/>
             <w:vMerge w:val="continue"/>
             <w:tcBorders/>
           </w:tcPr>
@@ -10027,7 +10027,7 @@
         </w:tc>
         <w:tc>
           <w:tcPr>
-            <w:tcW w:w="541" w:type="dxa"/>
+            <w:tcW w:w="542" w:type="dxa"/>
             <w:vMerge w:val="continue"/>
             <w:tcBorders/>
             <w:vAlign w:val="center"/>
@@ -10167,7 +10167,7 @@
         </w:trPr>
         <w:tc>
           <w:tcPr>
-            <w:tcW w:w="418" w:type="dxa"/>
+            <w:tcW w:w="417" w:type="dxa"/>
             <w:vMerge w:val="continue"/>
             <w:tcBorders/>
           </w:tcPr>
@@ -10201,7 +10201,7 @@
         </w:tc>
         <w:tc>
           <w:tcPr>
-            <w:tcW w:w="541" w:type="dxa"/>
+            <w:tcW w:w="542" w:type="dxa"/>
             <w:vMerge w:val="continue"/>
             <w:tcBorders/>
             <w:vAlign w:val="center"/>
@@ -10341,7 +10341,7 @@
         </w:trPr>
         <w:tc>
           <w:tcPr>
-            <w:tcW w:w="418" w:type="dxa"/>
+            <w:tcW w:w="417" w:type="dxa"/>
             <w:tcBorders/>
             <w:textDirection w:val="btLr"/>
           </w:tcPr>
@@ -10374,7 +10374,7 @@
         </w:tc>
         <w:tc>
           <w:tcPr>
-            <w:tcW w:w="6353" w:type="dxa"/>
+            <w:tcW w:w="6354" w:type="dxa"/>
             <w:gridSpan w:val="2"/>
             <w:tcBorders/>
             <w:vAlign w:val="center"/>
@@ -10481,7 +10481,7 @@
         </w:trPr>
         <w:tc>
           <w:tcPr>
-            <w:tcW w:w="418" w:type="dxa"/>
+            <w:tcW w:w="417" w:type="dxa"/>
             <w:vMerge w:val="restart"/>
             <w:tcBorders/>
             <w:textDirection w:val="btLr"/>
@@ -10519,7 +10519,7 @@
         </w:tc>
         <w:tc>
           <w:tcPr>
-            <w:tcW w:w="6353" w:type="dxa"/>
+            <w:tcW w:w="6354" w:type="dxa"/>
             <w:gridSpan w:val="2"/>
             <w:tcBorders/>
             <w:vAlign w:val="center"/>
@@ -10626,7 +10626,7 @@
         </w:trPr>
         <w:tc>
           <w:tcPr>
-            <w:tcW w:w="418" w:type="dxa"/>
+            <w:tcW w:w="417" w:type="dxa"/>
             <w:vMerge w:val="continue"/>
             <w:tcBorders/>
           </w:tcPr>
@@ -10660,7 +10660,7 @@
         </w:tc>
         <w:tc>
           <w:tcPr>
-            <w:tcW w:w="6353" w:type="dxa"/>
+            <w:tcW w:w="6354" w:type="dxa"/>
             <w:gridSpan w:val="2"/>
             <w:tcBorders/>
             <w:vAlign w:val="center"/>
@@ -10767,7 +10767,7 @@
         </w:trPr>
         <w:tc>
           <w:tcPr>
-            <w:tcW w:w="418" w:type="dxa"/>
+            <w:tcW w:w="417" w:type="dxa"/>
             <w:vMerge w:val="continue"/>
             <w:tcBorders/>
           </w:tcPr>
@@ -10801,7 +10801,7 @@
         </w:tc>
         <w:tc>
           <w:tcPr>
-            <w:tcW w:w="6353" w:type="dxa"/>
+            <w:tcW w:w="6354" w:type="dxa"/>
             <w:gridSpan w:val="2"/>
             <w:tcBorders/>
             <w:vAlign w:val="center"/>
@@ -10908,7 +10908,7 @@
         </w:trPr>
         <w:tc>
           <w:tcPr>
-            <w:tcW w:w="418" w:type="dxa"/>
+            <w:tcW w:w="417" w:type="dxa"/>
             <w:vMerge w:val="continue"/>
             <w:tcBorders/>
           </w:tcPr>
@@ -10942,7 +10942,7 @@
         </w:tc>
         <w:tc>
           <w:tcPr>
-            <w:tcW w:w="6353" w:type="dxa"/>
+            <w:tcW w:w="6354" w:type="dxa"/>
             <w:gridSpan w:val="2"/>
             <w:tcBorders/>
             <w:vAlign w:val="center"/>
@@ -11049,7 +11049,7 @@
         </w:trPr>
         <w:tc>
           <w:tcPr>
-            <w:tcW w:w="418" w:type="dxa"/>
+            <w:tcW w:w="417" w:type="dxa"/>
             <w:vMerge w:val="continue"/>
             <w:tcBorders/>
           </w:tcPr>
@@ -11083,7 +11083,7 @@
         </w:tc>
         <w:tc>
           <w:tcPr>
-            <w:tcW w:w="6353" w:type="dxa"/>
+            <w:tcW w:w="6354" w:type="dxa"/>
             <w:gridSpan w:val="2"/>
             <w:tcBorders/>
             <w:vAlign w:val="center"/>
@@ -11190,7 +11190,7 @@
         </w:trPr>
         <w:tc>
           <w:tcPr>
-            <w:tcW w:w="418" w:type="dxa"/>
+            <w:tcW w:w="417" w:type="dxa"/>
             <w:vMerge w:val="continue"/>
             <w:tcBorders/>
           </w:tcPr>
@@ -11224,7 +11224,7 @@
         </w:tc>
         <w:tc>
           <w:tcPr>
-            <w:tcW w:w="6353" w:type="dxa"/>
+            <w:tcW w:w="6354" w:type="dxa"/>
             <w:gridSpan w:val="2"/>
             <w:tcBorders/>
             <w:vAlign w:val="center"/>
@@ -11332,7 +11332,7 @@
         </w:trPr>
         <w:tc>
           <w:tcPr>
-            <w:tcW w:w="418" w:type="dxa"/>
+            <w:tcW w:w="417" w:type="dxa"/>
             <w:vMerge w:val="continue"/>
             <w:tcBorders/>
           </w:tcPr>
@@ -11366,7 +11366,7 @@
         </w:tc>
         <w:tc>
           <w:tcPr>
-            <w:tcW w:w="6353" w:type="dxa"/>
+            <w:tcW w:w="6354" w:type="dxa"/>
             <w:gridSpan w:val="2"/>
             <w:tcBorders/>
             <w:vAlign w:val="center"/>
@@ -11474,7 +11474,7 @@
         </w:trPr>
         <w:tc>
           <w:tcPr>
-            <w:tcW w:w="418" w:type="dxa"/>
+            <w:tcW w:w="417" w:type="dxa"/>
             <w:vMerge w:val="continue"/>
             <w:tcBorders/>
           </w:tcPr>
@@ -11508,7 +11508,7 @@
         </w:tc>
         <w:tc>
           <w:tcPr>
-            <w:tcW w:w="6353" w:type="dxa"/>
+            <w:tcW w:w="6354" w:type="dxa"/>
             <w:gridSpan w:val="2"/>
             <w:tcBorders/>
             <w:vAlign w:val="center"/>
@@ -11611,28 +11611,6 @@
         </w:tc>
       </w:tr>
     </w:tbl>
-    <w:p>
-      <w:pPr>
-        <w:pStyle w:val="Normal"/>
-        <w:spacing w:lineRule="auto" w:line="240" w:before="0" w:after="0"/>
-        <w:rPr>
-          <w:rFonts w:ascii="CenturyGothic,Bold" w:hAnsi="CenturyGothic,Bold" w:cs="CenturyGothic,Bold"/>
-          <w:b/>
-          <w:bCs/>
-          <w:sz w:val="16"/>
-          <w:szCs w:val="16"/>
-        </w:rPr>
-      </w:pPr>
-      <w:r>
-        <w:rPr>
-          <w:rFonts w:cs="CenturyGothic,Bold" w:ascii="CenturyGothic,Bold" w:hAnsi="CenturyGothic,Bold"/>
-          <w:b/>
-          <w:bCs/>
-          <w:sz w:val="16"/>
-          <w:szCs w:val="16"/>
-        </w:rPr>
-      </w:r>
-    </w:p>
     <w:p>
       <w:pPr>
         <w:pStyle w:val="Normal"/>
@@ -11901,15 +11879,15 @@
         <w:tblLook w:val="04a0" w:noHBand="0" w:noVBand="1" w:firstColumn="1" w:lastRow="0" w:lastColumn="0" w:firstRow="1"/>
       </w:tblPr>
       <w:tblGrid>
-        <w:gridCol w:w="4862"/>
-        <w:gridCol w:w="4153"/>
+        <w:gridCol w:w="4861"/>
+        <w:gridCol w:w="4154"/>
         <w:gridCol w:w="2184"/>
       </w:tblGrid>
       <w:tr>
         <w:trPr/>
         <w:tc>
           <w:tcPr>
-            <w:tcW w:w="4862" w:type="dxa"/>
+            <w:tcW w:w="4861" w:type="dxa"/>
             <w:tcBorders>
               <w:top w:val="single" w:sz="8" w:space="0" w:color="000000"/>
               <w:left w:val="single" w:sz="8" w:space="0" w:color="000000"/>
@@ -11939,7 +11917,7 @@
         </w:tc>
         <w:tc>
           <w:tcPr>
-            <w:tcW w:w="4153" w:type="dxa"/>
+            <w:tcW w:w="4154" w:type="dxa"/>
             <w:tcBorders>
               <w:top w:val="single" w:sz="8" w:space="0" w:color="000000"/>
               <w:left w:val="single" w:sz="8" w:space="0" w:color="000000"/>
@@ -12000,7 +11978,7 @@
         <w:trPr/>
         <w:tc>
           <w:tcPr>
-            <w:tcW w:w="4862" w:type="dxa"/>
+            <w:tcW w:w="4861" w:type="dxa"/>
             <w:tcBorders>
               <w:top w:val="single" w:sz="8" w:space="0" w:color="000000"/>
               <w:left w:val="single" w:sz="8" w:space="0" w:color="000000"/>
@@ -12044,7 +12022,7 @@
         </w:tc>
         <w:tc>
           <w:tcPr>
-            <w:tcW w:w="4153" w:type="dxa"/>
+            <w:tcW w:w="4154" w:type="dxa"/>
             <w:tcBorders>
               <w:top w:val="single" w:sz="8" w:space="0" w:color="000000"/>
               <w:left w:val="single" w:sz="8" w:space="0" w:color="000000"/>
@@ -12091,7 +12069,7 @@
         <w:trPr/>
         <w:tc>
           <w:tcPr>
-            <w:tcW w:w="4862" w:type="dxa"/>
+            <w:tcW w:w="4861" w:type="dxa"/>
             <w:tcBorders>
               <w:top w:val="single" w:sz="8" w:space="0" w:color="000000"/>
               <w:left w:val="single" w:sz="8" w:space="0" w:color="000000"/>
@@ -12118,7 +12096,7 @@
         </w:tc>
         <w:tc>
           <w:tcPr>
-            <w:tcW w:w="4153" w:type="dxa"/>
+            <w:tcW w:w="4154" w:type="dxa"/>
             <w:tcBorders>
               <w:top w:val="single" w:sz="8" w:space="0" w:color="000000"/>
               <w:left w:val="single" w:sz="8" w:space="0" w:color="000000"/>
@@ -12163,25 +12141,7 @@
                 <w:sz w:val="20"/>
                 <w:szCs w:val="16"/>
               </w:rPr>
-              <w:t>{{ valor_total_previsto</w:t>
-            </w:r>
-            <w:r>
-              <w:rPr>
-                <w:rFonts w:cs="CenturyGothic,Bold" w:ascii="Arial;sans-serif" w:hAnsi="Arial;sans-serif"/>
-                <w:bCs/>
-                <w:sz w:val="20"/>
-                <w:szCs w:val="16"/>
-              </w:rPr>
-              <w:t>_brl</w:t>
-            </w:r>
-            <w:r>
-              <w:rPr>
-                <w:rFonts w:cs="CenturyGothic,Bold" w:ascii="Arial;sans-serif" w:hAnsi="Arial;sans-serif"/>
-                <w:bCs/>
-                <w:sz w:val="20"/>
-                <w:szCs w:val="16"/>
-              </w:rPr>
-              <w:t xml:space="preserve"> }}</w:t>
+              <w:t>{{ valor_total_previsto_brl }}</w:t>
             </w:r>
           </w:p>
         </w:tc>
@@ -12212,16 +12172,17 @@
         <w:tblLook w:val="04a0" w:noHBand="0" w:noVBand="1" w:firstColumn="1" w:lastRow="0" w:lastColumn="0" w:firstRow="1"/>
       </w:tblPr>
       <w:tblGrid>
-        <w:gridCol w:w="5414"/>
-        <w:gridCol w:w="1980"/>
-        <w:gridCol w:w="1351"/>
-        <w:gridCol w:w="2453"/>
+        <w:gridCol w:w="3649"/>
+        <w:gridCol w:w="1856"/>
+        <w:gridCol w:w="2160"/>
+        <w:gridCol w:w="1350"/>
+        <w:gridCol w:w="2183"/>
       </w:tblGrid>
       <w:tr>
         <w:trPr/>
         <w:tc>
           <w:tcPr>
-            <w:tcW w:w="5414" w:type="dxa"/>
+            <w:tcW w:w="3649" w:type="dxa"/>
             <w:tcBorders>
               <w:top w:val="single" w:sz="8" w:space="0" w:color="000000"/>
               <w:left w:val="single" w:sz="8" w:space="0" w:color="000000"/>
@@ -12260,14 +12221,256 @@
         </w:tc>
         <w:tc>
           <w:tcPr>
-            <w:tcW w:w="1980" w:type="dxa"/>
+            <w:tcW w:w="1856" w:type="dxa"/>
+            <w:tcBorders>
+              <w:top w:val="single" w:sz="8" w:space="0" w:color="000000"/>
+              <w:left w:val="single" w:sz="8" w:space="0" w:color="000000"/>
+              <w:bottom w:val="single" w:sz="8" w:space="0" w:color="000000"/>
+            </w:tcBorders>
+          </w:tcPr>
+          <w:p>
+            <w:pPr>
+              <w:pStyle w:val="Contedodatabela"/>
+              <w:widowControl/>
+              <w:suppressAutoHyphens w:val="true"/>
+              <w:bidi w:val="0"/>
+              <w:spacing w:lineRule="auto" w:line="240" w:before="0" w:after="200"/>
+              <w:jc w:val="center"/>
+              <w:rPr>
+                <w:rFonts w:ascii="Calibri" w:hAnsi="Calibri" w:eastAsia="Calibri" w:cs="" w:asciiTheme="minorHAnsi" w:cstheme="minorBidi" w:eastAsiaTheme="minorHAnsi" w:hAnsiTheme="minorHAnsi"/>
+                <w:color w:val="auto"/>
+                <w:kern w:val="0"/>
+                <w:sz w:val="16"/>
+                <w:szCs w:val="22"/>
+                <w:lang w:val="pt-BR" w:eastAsia="en-US" w:bidi="ar-SA"/>
+              </w:rPr>
+            </w:pPr>
+            <w:r>
+              <w:rPr>
+                <w:rFonts w:eastAsia="Calibri" w:cs="" w:cstheme="minorBidi" w:eastAsiaTheme="minorHAnsi"/>
+                <w:color w:val="auto"/>
+                <w:kern w:val="0"/>
+                <w:sz w:val="16"/>
+                <w:szCs w:val="22"/>
+                <w:lang w:val="pt-BR" w:eastAsia="en-US" w:bidi="ar-SA"/>
+              </w:rPr>
+              <w:t>TERMO DE   REFERÊNCIA</w:t>
+            </w:r>
+          </w:p>
+          <w:p>
+            <w:pPr>
+              <w:pStyle w:val="Contedodatabela"/>
+              <w:widowControl/>
+              <w:suppressAutoHyphens w:val="true"/>
+              <w:bidi w:val="0"/>
+              <w:spacing w:lineRule="auto" w:line="240" w:before="57" w:after="257"/>
+              <w:jc w:val="left"/>
+              <w:rPr>
+                <w:sz w:val="16"/>
+                <w:szCs w:val="16"/>
+              </w:rPr>
+            </w:pPr>
+            <w:r>
+              <w:rPr>
+                <w:rFonts w:cstheme="minorBidi" w:eastAsiaTheme="minorHAnsi"/>
+                <w:sz w:val="16"/>
+                <w:szCs w:val="16"/>
+              </w:rPr>
+              <w:t xml:space="preserve">[    ] </w:t>
+            </w:r>
+            <w:r>
+              <w:rPr>
+                <w:rFonts w:cstheme="minorBidi" w:eastAsiaTheme="minorHAnsi"/>
+                <w:sz w:val="16"/>
+                <w:szCs w:val="16"/>
+              </w:rPr>
+              <w:t>8.32 Consórcio</w:t>
+            </w:r>
+          </w:p>
+          <w:p>
+            <w:pPr>
+              <w:pStyle w:val="Contedodatabela"/>
+              <w:widowControl/>
+              <w:suppressAutoHyphens w:val="true"/>
+              <w:bidi w:val="0"/>
+              <w:spacing w:lineRule="auto" w:line="240" w:before="57" w:after="257"/>
+              <w:jc w:val="left"/>
+              <w:rPr>
+                <w:sz w:val="16"/>
+                <w:szCs w:val="16"/>
+              </w:rPr>
+            </w:pPr>
+            <w:r>
+              <w:rPr>
+                <w:sz w:val="16"/>
+                <w:szCs w:val="16"/>
+              </w:rPr>
+              <w:t>[    ] 8.3</w:t>
+            </w:r>
+            <w:r>
+              <w:rPr>
+                <w:sz w:val="16"/>
+                <w:szCs w:val="16"/>
+              </w:rPr>
+              <w:t>3</w:t>
+            </w:r>
+            <w:r>
+              <w:rPr>
+                <w:sz w:val="16"/>
+                <w:szCs w:val="16"/>
+              </w:rPr>
+              <w:t xml:space="preserve"> C</w:t>
+            </w:r>
+            <w:r>
+              <w:rPr>
+                <w:sz w:val="16"/>
+                <w:szCs w:val="16"/>
+              </w:rPr>
+              <w:t>ooperativa</w:t>
+            </w:r>
+          </w:p>
+          <w:p>
+            <w:pPr>
+              <w:pStyle w:val="Contedodatabela"/>
+              <w:widowControl/>
+              <w:suppressAutoHyphens w:val="true"/>
+              <w:bidi w:val="0"/>
+              <w:spacing w:lineRule="auto" w:line="240" w:before="57" w:after="257"/>
+              <w:jc w:val="left"/>
+              <w:rPr>
+                <w:sz w:val="16"/>
+                <w:szCs w:val="16"/>
+              </w:rPr>
+            </w:pPr>
+            <w:r>
+              <w:rPr>
+                <w:sz w:val="16"/>
+                <w:szCs w:val="16"/>
+              </w:rPr>
+              <w:t xml:space="preserve">[    ] </w:t>
+            </w:r>
+            <w:r>
+              <w:rPr>
+                <w:sz w:val="16"/>
+                <w:szCs w:val="16"/>
+              </w:rPr>
+              <w:t>4.</w:t>
+            </w:r>
+            <w:r>
+              <w:rPr>
+                <w:sz w:val="16"/>
+                <w:szCs w:val="16"/>
+              </w:rPr>
+              <w:t>4 Garantia</w:t>
+            </w:r>
+          </w:p>
+          <w:p>
+            <w:pPr>
+              <w:pStyle w:val="Contedodatabela"/>
+              <w:widowControl/>
+              <w:suppressAutoHyphens w:val="true"/>
+              <w:bidi w:val="0"/>
+              <w:spacing w:lineRule="auto" w:line="240" w:before="57" w:after="257"/>
+              <w:jc w:val="left"/>
+              <w:rPr>
+                <w:sz w:val="16"/>
+                <w:szCs w:val="16"/>
+              </w:rPr>
+            </w:pPr>
+            <w:r>
+              <w:rPr>
+                <w:sz w:val="16"/>
+                <w:szCs w:val="16"/>
+              </w:rPr>
+              <w:t xml:space="preserve">[    ] </w:t>
+            </w:r>
+            <w:r>
+              <w:rPr>
+                <w:sz w:val="16"/>
+                <w:szCs w:val="16"/>
+              </w:rPr>
+              <w:t>4.7 Vistoria</w:t>
+            </w:r>
+          </w:p>
+          <w:p>
+            <w:pPr>
+              <w:pStyle w:val="Contedodatabela"/>
+              <w:widowControl/>
+              <w:suppressAutoHyphens w:val="true"/>
+              <w:bidi w:val="0"/>
+              <w:spacing w:lineRule="auto" w:line="240" w:before="0" w:after="200"/>
+              <w:jc w:val="left"/>
+              <w:rPr>
+                <w:rFonts w:ascii="Calibri" w:hAnsi="Calibri" w:eastAsia="Calibri" w:cs="" w:asciiTheme="minorHAnsi" w:cstheme="minorBidi" w:eastAsiaTheme="minorHAnsi" w:hAnsiTheme="minorHAnsi"/>
+                <w:color w:val="auto"/>
+                <w:kern w:val="0"/>
+                <w:sz w:val="16"/>
+                <w:szCs w:val="22"/>
+                <w:lang w:val="pt-BR" w:eastAsia="en-US" w:bidi="ar-SA"/>
+              </w:rPr>
+            </w:pPr>
+            <w:r>
+              <w:rPr>
+                <w:rFonts w:eastAsia="Calibri" w:cs="" w:cstheme="minorBidi" w:eastAsiaTheme="minorHAnsi"/>
+                <w:color w:val="auto"/>
+                <w:kern w:val="0"/>
+                <w:sz w:val="16"/>
+                <w:szCs w:val="22"/>
+                <w:lang w:val="pt-BR" w:eastAsia="en-US" w:bidi="ar-SA"/>
+              </w:rPr>
+            </w:r>
+          </w:p>
+          <w:p>
+            <w:pPr>
+              <w:pStyle w:val="Contedodatabela"/>
+              <w:widowControl/>
+              <w:suppressAutoHyphens w:val="true"/>
+              <w:bidi w:val="0"/>
+              <w:spacing w:lineRule="auto" w:line="240" w:before="0" w:after="200"/>
+              <w:jc w:val="left"/>
+              <w:rPr>
+                <w:rFonts w:ascii="Calibri" w:hAnsi="Calibri" w:eastAsia="Calibri" w:cs="" w:asciiTheme="minorHAnsi" w:cstheme="minorBidi" w:eastAsiaTheme="minorHAnsi" w:hAnsiTheme="minorHAnsi"/>
+                <w:color w:val="auto"/>
+                <w:kern w:val="0"/>
+                <w:sz w:val="16"/>
+                <w:szCs w:val="22"/>
+                <w:lang w:val="pt-BR" w:eastAsia="en-US" w:bidi="ar-SA"/>
+              </w:rPr>
+            </w:pPr>
+            <w:r>
+              <w:rPr>
+                <w:rFonts w:eastAsia="Calibri" w:cs="" w:cstheme="minorBidi" w:eastAsiaTheme="minorHAnsi"/>
+                <w:color w:val="auto"/>
+                <w:kern w:val="0"/>
+                <w:sz w:val="16"/>
+                <w:szCs w:val="22"/>
+                <w:lang w:val="pt-BR" w:eastAsia="en-US" w:bidi="ar-SA"/>
+              </w:rPr>
+              <w:t>CONTRATO</w:t>
+              <w:br/>
+            </w:r>
+            <w:r>
+              <w:rPr>
+                <w:rFonts w:eastAsia="Calibri" w:cs="" w:cstheme="minorBidi" w:eastAsiaTheme="minorHAnsi"/>
+                <w:color w:val="auto"/>
+                <w:kern w:val="0"/>
+                <w:sz w:val="16"/>
+                <w:szCs w:val="16"/>
+                <w:lang w:val="pt-BR" w:eastAsia="en-US" w:bidi="ar-SA"/>
+              </w:rPr>
+              <w:t>[    ] 7.10.4 Garantia</w:t>
+            </w:r>
+          </w:p>
+        </w:tc>
+        <w:tc>
+          <w:tcPr>
+            <w:tcW w:w="2160" w:type="dxa"/>
             <w:tcBorders>
               <w:top w:val="single" w:sz="8" w:space="0" w:color="000000"/>
               <w:left w:val="single" w:sz="8" w:space="0" w:color="000000"/>
               <w:bottom w:val="single" w:sz="8" w:space="0" w:color="000000"/>
               <w:right w:val="single" w:sz="8" w:space="0" w:color="000000"/>
             </w:tcBorders>
-            <w:vAlign w:val="center"/>
           </w:tcPr>
           <w:p>
             <w:pPr>
@@ -12276,7 +12479,7 @@
               <w:suppressAutoHyphens w:val="true"/>
               <w:bidi w:val="0"/>
               <w:spacing w:lineRule="auto" w:line="240" w:before="0" w:after="200"/>
-              <w:jc w:val="left"/>
+              <w:jc w:val="center"/>
               <w:rPr>
                 <w:rFonts w:ascii="Calibri" w:hAnsi="Calibri" w:eastAsia="Calibri" w:cs="" w:asciiTheme="minorHAnsi" w:cstheme="minorBidi" w:eastAsiaTheme="minorHAnsi" w:hAnsiTheme="minorHAnsi"/>
                 <w:color w:val="auto"/>
@@ -12295,6 +12498,7 @@
                 <w:szCs w:val="22"/>
                 <w:lang w:val="pt-BR" w:eastAsia="en-US" w:bidi="ar-SA"/>
               </w:rPr>
+              <w:t>EDITAL</w:t>
             </w:r>
           </w:p>
           <w:p>
@@ -12303,18 +12507,8 @@
               <w:widowControl/>
               <w:suppressAutoHyphens w:val="true"/>
               <w:bidi w:val="0"/>
-              <w:spacing w:lineRule="auto" w:line="240" w:before="0" w:after="200"/>
-              <w:jc w:val="left"/>
-              <w:rPr>
-                <w:rFonts w:ascii="Calibri" w:hAnsi="Calibri" w:eastAsia="Calibri" w:cs="" w:asciiTheme="minorHAnsi" w:cstheme="minorBidi" w:eastAsiaTheme="minorHAnsi" w:hAnsiTheme="minorHAnsi"/>
-                <w:color w:val="auto"/>
-                <w:kern w:val="0"/>
-                <w:sz w:val="16"/>
-                <w:szCs w:val="22"/>
-                <w:lang w:val="pt-BR" w:eastAsia="en-US" w:bidi="ar-SA"/>
-              </w:rPr>
-            </w:pPr>
-            <w:r>
+              <w:spacing w:lineRule="auto" w:line="240" w:before="57" w:after="257"/>
+              <w:jc w:val="left"/>
               <w:rPr>
                 <w:rFonts w:eastAsia="Calibri" w:cs="" w:cstheme="minorBidi" w:eastAsiaTheme="minorHAnsi"/>
                 <w:color w:val="auto"/>
@@ -12323,25 +12517,6 @@
                 <w:szCs w:val="22"/>
                 <w:lang w:val="pt-BR" w:eastAsia="en-US" w:bidi="ar-SA"/>
               </w:rPr>
-              <w:t>TR | Edital</w:t>
-            </w:r>
-          </w:p>
-          <w:p>
-            <w:pPr>
-              <w:pStyle w:val="Contedodatabela"/>
-              <w:widowControl/>
-              <w:suppressAutoHyphens w:val="true"/>
-              <w:bidi w:val="0"/>
-              <w:spacing w:lineRule="auto" w:line="240" w:before="0" w:after="200"/>
-              <w:jc w:val="left"/>
-              <w:rPr>
-                <w:rFonts w:ascii="Calibri" w:hAnsi="Calibri" w:eastAsia="Calibri" w:cs="" w:asciiTheme="minorHAnsi" w:cstheme="minorBidi" w:eastAsiaTheme="minorHAnsi" w:hAnsiTheme="minorHAnsi"/>
-                <w:color w:val="auto"/>
-                <w:kern w:val="0"/>
-                <w:sz w:val="16"/>
-                <w:szCs w:val="22"/>
-                <w:lang w:val="pt-BR" w:eastAsia="en-US" w:bidi="ar-SA"/>
-              </w:rPr>
             </w:pPr>
             <w:r>
               <w:rPr>
@@ -12352,7 +12527,7 @@
                 <w:szCs w:val="22"/>
                 <w:lang w:val="pt-BR" w:eastAsia="en-US" w:bidi="ar-SA"/>
               </w:rPr>
-              <w:t xml:space="preserve">☐ ☐ </w:t>
+              <w:t xml:space="preserve">[    ] 3.7.10  </w:t>
             </w:r>
             <w:r>
               <w:rPr>
@@ -12363,29 +12538,182 @@
                 <w:szCs w:val="22"/>
                 <w:lang w:val="pt-BR" w:eastAsia="en-US" w:bidi="ar-SA"/>
               </w:rPr>
-              <w:t>Exclusivo</w:t>
-              <w:br/>
-              <w:t>ME/EPP/MEI</w:t>
+              <w:t xml:space="preserve">3.8.2 </w:t>
+            </w:r>
+            <w:r>
+              <w:rPr>
+                <w:rFonts w:eastAsia="Calibri" w:cs="" w:cstheme="minorBidi" w:eastAsiaTheme="minorHAnsi"/>
+                <w:color w:val="auto"/>
+                <w:kern w:val="0"/>
+                <w:sz w:val="16"/>
+                <w:szCs w:val="22"/>
+                <w:lang w:val="pt-BR" w:eastAsia="en-US" w:bidi="ar-SA"/>
+              </w:rPr>
+              <w:t>C</w:t>
+            </w:r>
+            <w:r>
+              <w:rPr>
+                <w:rFonts w:eastAsia="Calibri" w:cs="" w:cstheme="minorBidi" w:eastAsiaTheme="minorHAnsi"/>
+                <w:color w:val="auto"/>
+                <w:kern w:val="0"/>
+                <w:sz w:val="16"/>
+                <w:szCs w:val="22"/>
+                <w:lang w:val="pt-BR" w:eastAsia="en-US" w:bidi="ar-SA"/>
+              </w:rPr>
+              <w:t xml:space="preserve">onsórcio </w:t>
               <w:br/>
               <w:br/>
-              <w:t>☐ ☐ Consórcio</w:t>
-              <w:br/>
-              <w:br/>
-              <w:t>☐ ☐ Cooperativa</w:t>
-              <w:br/>
-            </w:r>
-          </w:p>
-        </w:tc>
-        <w:tc>
-          <w:tcPr>
-            <w:tcW w:w="1351" w:type="dxa"/>
+              <w:t xml:space="preserve">[   ] 3.8.1 </w:t>
+            </w:r>
+            <w:r>
+              <w:rPr>
+                <w:rFonts w:eastAsia="Calibri" w:cs="" w:cstheme="minorBidi" w:eastAsiaTheme="minorHAnsi"/>
+                <w:color w:val="auto"/>
+                <w:kern w:val="0"/>
+                <w:sz w:val="16"/>
+                <w:szCs w:val="22"/>
+                <w:lang w:val="pt-BR" w:eastAsia="en-US" w:bidi="ar-SA"/>
+              </w:rPr>
+              <w:t>C</w:t>
+            </w:r>
+            <w:r>
+              <w:rPr>
+                <w:rFonts w:eastAsia="Calibri" w:cs="" w:cstheme="minorBidi" w:eastAsiaTheme="minorHAnsi"/>
+                <w:color w:val="auto"/>
+                <w:kern w:val="0"/>
+                <w:sz w:val="16"/>
+                <w:szCs w:val="22"/>
+                <w:lang w:val="pt-BR" w:eastAsia="en-US" w:bidi="ar-SA"/>
+              </w:rPr>
+              <w:t>ooperativa</w:t>
+            </w:r>
+          </w:p>
+          <w:p>
+            <w:pPr>
+              <w:pStyle w:val="Contedodatabela"/>
+              <w:widowControl/>
+              <w:suppressAutoHyphens w:val="true"/>
+              <w:bidi w:val="0"/>
+              <w:spacing w:lineRule="auto" w:line="240" w:before="57" w:after="257"/>
+              <w:jc w:val="left"/>
+              <w:rPr>
+                <w:sz w:val="16"/>
+                <w:szCs w:val="16"/>
+              </w:rPr>
+            </w:pPr>
+            <w:r>
+              <w:rPr>
+                <w:sz w:val="16"/>
+                <w:szCs w:val="16"/>
+              </w:rPr>
+              <w:t xml:space="preserve">[    ] </w:t>
+            </w:r>
+            <w:r>
+              <w:rPr>
+                <w:sz w:val="16"/>
+                <w:szCs w:val="16"/>
+              </w:rPr>
+              <w:t xml:space="preserve">7.10.4 Garantia </w:t>
+            </w:r>
+            <w:r>
+              <w:rPr>
+                <w:sz w:val="16"/>
+                <w:szCs w:val="16"/>
+              </w:rPr>
+              <w:t>Engª</w:t>
+            </w:r>
+            <w:r>
+              <w:rPr>
+                <w:sz w:val="16"/>
+                <w:szCs w:val="16"/>
+              </w:rPr>
+              <w:t xml:space="preserve"> </w:t>
+            </w:r>
+          </w:p>
+          <w:p>
+            <w:pPr>
+              <w:pStyle w:val="Contedodatabela"/>
+              <w:widowControl/>
+              <w:suppressAutoHyphens w:val="true"/>
+              <w:bidi w:val="0"/>
+              <w:spacing w:lineRule="auto" w:line="240" w:before="57" w:after="257"/>
+              <w:jc w:val="left"/>
+              <w:rPr/>
+            </w:pPr>
+            <w:r>
+              <w:rPr>
+                <w:sz w:val="16"/>
+                <w:szCs w:val="16"/>
+              </w:rPr>
+              <w:t xml:space="preserve">[    ] </w:t>
+            </w:r>
+            <w:r>
+              <w:rPr>
+                <w:sz w:val="16"/>
+                <w:szCs w:val="16"/>
+              </w:rPr>
+              <w:t>8.10 Vistoria</w:t>
+            </w:r>
+          </w:p>
+          <w:p>
+            <w:pPr>
+              <w:pStyle w:val="Contedodatabela"/>
+              <w:widowControl/>
+              <w:suppressAutoHyphens w:val="true"/>
+              <w:bidi w:val="0"/>
+              <w:spacing w:lineRule="auto" w:line="240" w:before="57" w:after="257"/>
+              <w:jc w:val="left"/>
+              <w:rPr>
+                <w:sz w:val="16"/>
+                <w:szCs w:val="16"/>
+              </w:rPr>
+            </w:pPr>
+            <w:r>
+              <w:rPr>
+                <w:sz w:val="16"/>
+                <w:szCs w:val="16"/>
+              </w:rPr>
+            </w:r>
+          </w:p>
+          <w:p>
+            <w:pPr>
+              <w:pStyle w:val="Contedodatabela"/>
+              <w:widowControl/>
+              <w:suppressAutoHyphens w:val="true"/>
+              <w:bidi w:val="0"/>
+              <w:spacing w:lineRule="auto" w:line="240" w:before="57" w:after="257"/>
+              <w:jc w:val="left"/>
+              <w:rPr>
+                <w:rFonts w:eastAsia="Calibri" w:cs="" w:cstheme="minorBidi" w:eastAsiaTheme="minorHAnsi"/>
+                <w:color w:val="auto"/>
+                <w:kern w:val="0"/>
+                <w:sz w:val="16"/>
+                <w:szCs w:val="22"/>
+                <w:lang w:val="pt-BR" w:eastAsia="en-US" w:bidi="ar-SA"/>
+              </w:rPr>
+            </w:pPr>
+            <w:r>
+              <w:rPr>
+                <w:rFonts w:eastAsia="Calibri" w:cs="" w:cstheme="minorBidi" w:eastAsiaTheme="minorHAnsi"/>
+                <w:color w:val="auto"/>
+                <w:kern w:val="0"/>
+                <w:sz w:val="16"/>
+                <w:szCs w:val="22"/>
+                <w:lang w:val="pt-BR" w:eastAsia="en-US" w:bidi="ar-SA"/>
+              </w:rPr>
+              <w:t>[   ]  3.5 Exclusivo EPP</w:t>
+            </w:r>
+          </w:p>
+        </w:tc>
+        <w:tc>
+          <w:tcPr>
+            <w:tcW w:w="1350" w:type="dxa"/>
             <w:tcBorders>
               <w:top w:val="single" w:sz="8" w:space="0" w:color="000000"/>
               <w:left w:val="single" w:sz="8" w:space="0" w:color="000000"/>
               <w:bottom w:val="single" w:sz="8" w:space="0" w:color="000000"/>
               <w:right w:val="single" w:sz="8" w:space="0" w:color="000000"/>
             </w:tcBorders>
-            <w:vAlign w:val="center"/>
           </w:tcPr>
           <w:p>
             <w:pPr>
@@ -12600,7 +12928,7 @@
         </w:tc>
         <w:tc>
           <w:tcPr>
-            <w:tcW w:w="2453" w:type="dxa"/>
+            <w:tcW w:w="2183" w:type="dxa"/>
             <w:tcBorders>
               <w:top w:val="single" w:sz="8" w:space="0" w:color="000000"/>
               <w:left w:val="single" w:sz="8" w:space="0" w:color="000000"/>
@@ -12967,6 +13295,7 @@
           <w:sz w:val="16"/>
           <w:szCs w:val="16"/>
         </w:rPr>
+        <w:br/>
         <w:br/>
         <w:br/>
         <w:br/>
@@ -13637,25 +13966,7 @@
                 <w:sz w:val="16"/>
                 <w:szCs w:val="16"/>
               </w:rPr>
-              <w:t>{{ item.valor_unitario_previsto</w:t>
-            </w:r>
-            <w:r>
-              <w:rPr>
-                <w:rFonts w:cs="CenturyGothic,Bold"/>
-                <w:bCs/>
-                <w:sz w:val="16"/>
-                <w:szCs w:val="16"/>
-              </w:rPr>
-              <w:t>_brl</w:t>
-            </w:r>
-            <w:r>
-              <w:rPr>
-                <w:rFonts w:cs="CenturyGothic,Bold"/>
-                <w:bCs/>
-                <w:sz w:val="16"/>
-                <w:szCs w:val="16"/>
-              </w:rPr>
-              <w:t xml:space="preserve"> }}</w:t>
+              <w:t>{{ item.valor_unitario_previsto_brl }}</w:t>
             </w:r>
           </w:p>
         </w:tc>
@@ -13957,7 +14268,7 @@
   <w:comment w:id="0" w:author="Kleber" w:date="2024-09-04T11:23:00Z" w:initials="K">
     <w:p>
       <w:pPr>
-        <w:overflowPunct w:val="false"/>
+        <w:overflowPunct w:val="true"/>
         <w:spacing w:lineRule="auto" w:line="240" w:before="0" w:after="0"/>
         <w:rPr/>
       </w:pPr>
@@ -13975,7 +14286,7 @@
   <w:comment w:id="2" w:author="Kleber" w:date="2024-08-22T10:22:00Z" w:initials="K">
     <w:p>
       <w:pPr>
-        <w:overflowPunct w:val="false"/>
+        <w:overflowPunct w:val="true"/>
         <w:spacing w:lineRule="auto" w:line="240" w:before="0" w:after="0"/>
         <w:rPr/>
       </w:pPr>
@@ -13993,7 +14304,7 @@
   <w:comment w:id="1" w:author="Kleber" w:date="2025-06-18T11:05:00Z" w:initials="K">
     <w:p>
       <w:pPr>
-        <w:overflowPunct w:val="false"/>
+        <w:overflowPunct w:val="true"/>
         <w:spacing w:lineRule="auto" w:line="240" w:before="0" w:after="0"/>
         <w:rPr/>
       </w:pPr>
